--- a/Rapport.docx
+++ b/Rapport.docx
@@ -10,6 +10,54 @@
           <w:b/>
         </w:rPr>
       </w:pPr>
+      <w:r>
+        <w:rPr>
+          <w:b/>
+          <w:lang w:val="fr-MA"/>
+        </w:rPr>
+        <w:t xml:space="preserve"> </w:t>
+      </w:r>
+      <w:proofErr w:type="spellStart"/>
+      <w:r>
+        <w:rPr>
+          <w:b/>
+          <w:lang w:val="fr-MA"/>
+        </w:rPr>
+        <w:t>What</w:t>
+      </w:r>
+      <w:proofErr w:type="spellEnd"/>
+      <w:r>
+        <w:rPr>
+          <w:b/>
+          <w:lang w:val="fr-MA"/>
+        </w:rPr>
+        <w:t xml:space="preserve"> </w:t>
+      </w:r>
+      <w:proofErr w:type="spellStart"/>
+      <w:r>
+        <w:rPr>
+          <w:b/>
+          <w:lang w:val="fr-MA"/>
+        </w:rPr>
+        <w:t>is</w:t>
+      </w:r>
+      <w:proofErr w:type="spellEnd"/>
+      <w:r>
+        <w:rPr>
+          <w:b/>
+          <w:lang w:val="fr-MA"/>
+        </w:rPr>
+        <w:t xml:space="preserve"> the </w:t>
+      </w:r>
+      <w:proofErr w:type="spellStart"/>
+      <w:r>
+        <w:rPr>
+          <w:b/>
+          <w:lang w:val="fr-MA"/>
+        </w:rPr>
+        <w:t>weather</w:t>
+      </w:r>
+      <w:proofErr w:type="spellEnd"/>
       <w:r>
         <w:rPr>
           <w:b/>
@@ -305,7 +353,15 @@
         <w:t xml:space="preserve"> </w:t>
       </w:r>
       <w:r>
-        <w:t>(req/s),</w:t>
+        <w:t>(</w:t>
+      </w:r>
+      <w:proofErr w:type="spellStart"/>
+      <w:r>
+        <w:t>req</w:t>
+      </w:r>
+      <w:proofErr w:type="spellEnd"/>
+      <w:r>
+        <w:t>/s),</w:t>
       </w:r>
       <w:r>
         <w:rPr>
@@ -799,18 +855,21 @@
         <w:ind w:left="383" w:firstLine="0"/>
         <w:rPr>
           <w:rFonts w:ascii="Consolas"/>
+          <w:lang w:val="en-US"/>
         </w:rPr>
       </w:pPr>
       <w:r>
         <w:rPr>
           <w:rFonts w:ascii="Consolas"/>
           <w:spacing w:val="-4"/>
+          <w:lang w:val="en-US"/>
         </w:rPr>
         <w:t>code</w:t>
       </w:r>
       <w:r>
         <w:rPr>
           <w:rFonts w:ascii="Consolas"/>
+          <w:lang w:val="en-US"/>
         </w:rPr>
         <w:tab/>
         <w:t>VARCHAR(32)</w:t>
@@ -819,12 +878,14 @@
         <w:rPr>
           <w:rFonts w:ascii="Consolas"/>
           <w:spacing w:val="-6"/>
+          <w:lang w:val="en-US"/>
         </w:rPr>
         <w:t xml:space="preserve"> </w:t>
       </w:r>
       <w:r>
         <w:rPr>
           <w:rFonts w:ascii="Consolas"/>
+          <w:lang w:val="en-US"/>
         </w:rPr>
         <w:t>UNIQUE</w:t>
       </w:r>
@@ -832,12 +893,14 @@
         <w:rPr>
           <w:rFonts w:ascii="Consolas"/>
           <w:spacing w:val="-8"/>
+          <w:lang w:val="en-US"/>
         </w:rPr>
         <w:t xml:space="preserve"> </w:t>
       </w:r>
       <w:r>
         <w:rPr>
           <w:rFonts w:ascii="Consolas"/>
+          <w:lang w:val="en-US"/>
         </w:rPr>
         <w:t>NOT</w:t>
       </w:r>
@@ -845,6 +908,7 @@
         <w:rPr>
           <w:rFonts w:ascii="Consolas"/>
           <w:spacing w:val="-5"/>
+          <w:lang w:val="en-US"/>
         </w:rPr>
         <w:t xml:space="preserve"> </w:t>
       </w:r>
@@ -852,6 +916,7 @@
         <w:rPr>
           <w:rFonts w:ascii="Consolas"/>
           <w:spacing w:val="-4"/>
+          <w:lang w:val="en-US"/>
         </w:rPr>
         <w:t>NULL,</w:t>
       </w:r>
@@ -901,6 +966,7 @@
         <w:tab/>
         <w:t xml:space="preserve">NOT NULL, </w:t>
       </w:r>
+      <w:proofErr w:type="spellStart"/>
       <w:r>
         <w:rPr>
           <w:rFonts w:ascii="Consolas"/>
@@ -909,6 +975,7 @@
         </w:rPr>
         <w:t>updated_at</w:t>
       </w:r>
+      <w:proofErr w:type="spellEnd"/>
       <w:r>
         <w:rPr>
           <w:rFonts w:ascii="Consolas"/>
@@ -1145,6 +1212,7 @@
           <w:lang w:val="en-US"/>
         </w:rPr>
       </w:pPr>
+      <w:proofErr w:type="spellStart"/>
       <w:r>
         <w:rPr>
           <w:rFonts w:ascii="Consolas"/>
@@ -1153,6 +1221,7 @@
         </w:rPr>
         <w:t>sku</w:t>
       </w:r>
+      <w:proofErr w:type="spellEnd"/>
       <w:r>
         <w:rPr>
           <w:rFonts w:ascii="Consolas"/>
@@ -1384,6 +1453,7 @@
           <w:lang w:val="en-US"/>
         </w:rPr>
       </w:pPr>
+      <w:proofErr w:type="spellStart"/>
       <w:r>
         <w:rPr>
           <w:rFonts w:ascii="Consolas"/>
@@ -1392,6 +1462,7 @@
         </w:rPr>
         <w:t>category_id</w:t>
       </w:r>
+      <w:proofErr w:type="spellEnd"/>
       <w:r>
         <w:rPr>
           <w:rFonts w:ascii="Consolas"/>
@@ -1460,6 +1531,7 @@
         </w:rPr>
         <w:t xml:space="preserve">category(id), </w:t>
       </w:r>
+      <w:proofErr w:type="spellStart"/>
       <w:r>
         <w:rPr>
           <w:rFonts w:ascii="Consolas"/>
@@ -1468,6 +1540,7 @@
         </w:rPr>
         <w:t>updated_at</w:t>
       </w:r>
+      <w:proofErr w:type="spellEnd"/>
       <w:r>
         <w:rPr>
           <w:rFonts w:ascii="Consolas"/>
@@ -1511,8 +1584,17 @@
           <w:rFonts w:ascii="Consolas"/>
           <w:lang w:val="en-US"/>
         </w:rPr>
-        <w:t>CREATE INDEX idx_item_category</w:t>
-      </w:r>
+        <w:t xml:space="preserve">CREATE INDEX </w:t>
+      </w:r>
+      <w:proofErr w:type="spellStart"/>
+      <w:r>
+        <w:rPr>
+          <w:rFonts w:ascii="Consolas"/>
+          <w:lang w:val="en-US"/>
+        </w:rPr>
+        <w:t>idx_item_category</w:t>
+      </w:r>
+      <w:proofErr w:type="spellEnd"/>
       <w:r>
         <w:rPr>
           <w:rFonts w:ascii="Consolas"/>
@@ -1534,7 +1616,55 @@
           <w:rFonts w:ascii="Consolas"/>
           <w:lang w:val="en-US"/>
         </w:rPr>
-        <w:t>item(category_id); CREATE INDEX idx_item_updated_at ON item(updated_at);</w:t>
+        <w:t>item(</w:t>
+      </w:r>
+      <w:proofErr w:type="spellStart"/>
+      <w:r>
+        <w:rPr>
+          <w:rFonts w:ascii="Consolas"/>
+          <w:lang w:val="en-US"/>
+        </w:rPr>
+        <w:t>category_id</w:t>
+      </w:r>
+      <w:proofErr w:type="spellEnd"/>
+      <w:r>
+        <w:rPr>
+          <w:rFonts w:ascii="Consolas"/>
+          <w:lang w:val="en-US"/>
+        </w:rPr>
+        <w:t xml:space="preserve">); CREATE INDEX </w:t>
+      </w:r>
+      <w:proofErr w:type="spellStart"/>
+      <w:r>
+        <w:rPr>
+          <w:rFonts w:ascii="Consolas"/>
+          <w:lang w:val="en-US"/>
+        </w:rPr>
+        <w:t>idx_item_updated_at</w:t>
+      </w:r>
+      <w:proofErr w:type="spellEnd"/>
+      <w:r>
+        <w:rPr>
+          <w:rFonts w:ascii="Consolas"/>
+          <w:lang w:val="en-US"/>
+        </w:rPr>
+        <w:t xml:space="preserve"> ON item(</w:t>
+      </w:r>
+      <w:proofErr w:type="spellStart"/>
+      <w:r>
+        <w:rPr>
+          <w:rFonts w:ascii="Consolas"/>
+          <w:lang w:val="en-US"/>
+        </w:rPr>
+        <w:t>updated_at</w:t>
+      </w:r>
+      <w:proofErr w:type="spellEnd"/>
+      <w:r>
+        <w:rPr>
+          <w:rFonts w:ascii="Consolas"/>
+          <w:lang w:val="en-US"/>
+        </w:rPr>
+        <w:t>);</w:t>
       </w:r>
     </w:p>
     <w:p>
@@ -2022,12 +2152,14 @@
         </w:rPr>
         <w:t xml:space="preserve"> </w:t>
       </w:r>
+      <w:proofErr w:type="spellStart"/>
       <w:r>
         <w:rPr>
           <w:i/>
         </w:rPr>
         <w:t>endpoints</w:t>
       </w:r>
+      <w:proofErr w:type="spellEnd"/>
       <w:r>
         <w:rPr>
           <w:i/>
@@ -2126,12 +2258,14 @@
         </w:rPr>
         <w:t xml:space="preserve"> </w:t>
       </w:r>
+      <w:proofErr w:type="spellStart"/>
       <w:r>
         <w:rPr>
           <w:i/>
         </w:rPr>
         <w:t>RESTEasy</w:t>
       </w:r>
+      <w:proofErr w:type="spellEnd"/>
       <w:r>
         <w:rPr>
           <w:i/>
@@ -2170,6 +2304,7 @@
           <w:b/>
         </w:rPr>
       </w:pPr>
+      <w:proofErr w:type="spellStart"/>
       <w:r>
         <w:rPr>
           <w:b/>
@@ -2177,6 +2312,7 @@
         <w:lastRenderedPageBreak/>
         <w:t>Endpoints</w:t>
       </w:r>
+      <w:proofErr w:type="spellEnd"/>
       <w:r>
         <w:rPr>
           <w:b/>
@@ -2269,7 +2405,21 @@
         <w:rPr>
           <w:spacing w:val="-2"/>
         </w:rPr>
-        <w:t>/categories?page=&amp;size=</w:t>
+        <w:t>/</w:t>
+      </w:r>
+      <w:proofErr w:type="spellStart"/>
+      <w:r>
+        <w:rPr>
+          <w:spacing w:val="-2"/>
+        </w:rPr>
+        <w:t>categories?page</w:t>
+      </w:r>
+      <w:proofErr w:type="spellEnd"/>
+      <w:r>
+        <w:rPr>
+          <w:spacing w:val="-2"/>
+        </w:rPr>
+        <w:t>=&amp;size=</w:t>
       </w:r>
       <w:r>
         <w:rPr>
@@ -2331,7 +2481,15 @@
         <w:t xml:space="preserve"> </w:t>
       </w:r>
       <w:r>
-        <w:t>/categories/{id}</w:t>
+        <w:t>/</w:t>
+      </w:r>
+      <w:proofErr w:type="spellStart"/>
+      <w:r>
+        <w:t>categories</w:t>
+      </w:r>
+      <w:proofErr w:type="spellEnd"/>
+      <w:r>
+        <w:t>/{id}</w:t>
       </w:r>
       <w:r>
         <w:rPr>
@@ -2378,8 +2536,13 @@
         <w:t xml:space="preserve"> </w:t>
       </w:r>
       <w:r>
-        <w:t>/categories</w:t>
-      </w:r>
+        <w:t>/</w:t>
+      </w:r>
+      <w:proofErr w:type="spellStart"/>
+      <w:r>
+        <w:t>categories</w:t>
+      </w:r>
+      <w:proofErr w:type="spellEnd"/>
       <w:r>
         <w:rPr>
           <w:spacing w:val="-7"/>
@@ -2437,7 +2600,21 @@
         <w:rPr>
           <w:spacing w:val="-2"/>
         </w:rPr>
-        <w:t>/categories/{id}</w:t>
+        <w:t>/</w:t>
+      </w:r>
+      <w:proofErr w:type="spellStart"/>
+      <w:r>
+        <w:rPr>
+          <w:spacing w:val="-2"/>
+        </w:rPr>
+        <w:t>categories</w:t>
+      </w:r>
+      <w:proofErr w:type="spellEnd"/>
+      <w:r>
+        <w:rPr>
+          <w:spacing w:val="-2"/>
+        </w:rPr>
+        <w:t>/{id}</w:t>
       </w:r>
     </w:p>
     <w:p>
@@ -2466,7 +2643,21 @@
         <w:rPr>
           <w:spacing w:val="-2"/>
         </w:rPr>
-        <w:t>/categories/{id}</w:t>
+        <w:t>/</w:t>
+      </w:r>
+      <w:proofErr w:type="spellStart"/>
+      <w:r>
+        <w:rPr>
+          <w:spacing w:val="-2"/>
+        </w:rPr>
+        <w:t>categories</w:t>
+      </w:r>
+      <w:proofErr w:type="spellEnd"/>
+      <w:r>
+        <w:rPr>
+          <w:spacing w:val="-2"/>
+        </w:rPr>
+        <w:t>/{id}</w:t>
       </w:r>
     </w:p>
     <w:p>
@@ -2515,7 +2706,15 @@
         <w:t xml:space="preserve"> </w:t>
       </w:r>
       <w:r>
-        <w:t>/items?page=&amp;size=</w:t>
+        <w:t>/</w:t>
+      </w:r>
+      <w:proofErr w:type="spellStart"/>
+      <w:r>
+        <w:t>items?page</w:t>
+      </w:r>
+      <w:proofErr w:type="spellEnd"/>
+      <w:r>
+        <w:t>=&amp;size=</w:t>
       </w:r>
       <w:r>
         <w:rPr>
@@ -2630,7 +2829,23 @@
           <w:spacing w:val="-2"/>
           <w:lang w:val="en-US"/>
         </w:rPr>
-        <w:t>/items?categoryId=&amp;page=&amp;size=</w:t>
+        <w:t>/</w:t>
+      </w:r>
+      <w:proofErr w:type="spellStart"/>
+      <w:r>
+        <w:rPr>
+          <w:spacing w:val="-2"/>
+          <w:lang w:val="en-US"/>
+        </w:rPr>
+        <w:t>items?categoryId</w:t>
+      </w:r>
+      <w:proofErr w:type="spellEnd"/>
+      <w:r>
+        <w:rPr>
+          <w:spacing w:val="-2"/>
+          <w:lang w:val="en-US"/>
+        </w:rPr>
+        <w:t>=&amp;page=&amp;size=</w:t>
       </w:r>
       <w:r>
         <w:rPr>
@@ -2653,6 +2868,7 @@
         </w:rPr>
         <w:t xml:space="preserve"> </w:t>
       </w:r>
+      <w:proofErr w:type="spellStart"/>
       <w:r>
         <w:rPr>
           <w:b/>
@@ -2661,6 +2877,7 @@
         </w:rPr>
         <w:t>filtrage</w:t>
       </w:r>
+      <w:proofErr w:type="spellEnd"/>
       <w:r>
         <w:rPr>
           <w:b/>
@@ -2669,6 +2886,7 @@
         </w:rPr>
         <w:t xml:space="preserve"> </w:t>
       </w:r>
+      <w:proofErr w:type="spellStart"/>
       <w:r>
         <w:rPr>
           <w:b/>
@@ -2677,6 +2895,7 @@
         </w:rPr>
         <w:t>relationnel</w:t>
       </w:r>
+      <w:proofErr w:type="spellEnd"/>
     </w:p>
     <w:p>
       <w:pPr>
@@ -2839,7 +3058,35 @@
         <w:rPr>
           <w:spacing w:val="-2"/>
         </w:rPr>
-        <w:t>/categories/{id}/items?page=&amp;size=</w:t>
+        <w:t>/</w:t>
+      </w:r>
+      <w:proofErr w:type="spellStart"/>
+      <w:r>
+        <w:rPr>
+          <w:spacing w:val="-2"/>
+        </w:rPr>
+        <w:t>categories</w:t>
+      </w:r>
+      <w:proofErr w:type="spellEnd"/>
+      <w:r>
+        <w:rPr>
+          <w:spacing w:val="-2"/>
+        </w:rPr>
+        <w:t>/{id}/</w:t>
+      </w:r>
+      <w:proofErr w:type="spellStart"/>
+      <w:r>
+        <w:rPr>
+          <w:spacing w:val="-2"/>
+        </w:rPr>
+        <w:t>items?page</w:t>
+      </w:r>
+      <w:proofErr w:type="spellEnd"/>
+      <w:r>
+        <w:rPr>
+          <w:spacing w:val="-2"/>
+        </w:rPr>
+        <w:t>=&amp;size=</w:t>
       </w:r>
       <w:r>
         <w:rPr>
@@ -2992,7 +3239,21 @@
         <w:rPr>
           <w:i/>
         </w:rPr>
-        <w:t>/categories/{id}/items</w:t>
+        <w:t>/</w:t>
+      </w:r>
+      <w:proofErr w:type="spellStart"/>
+      <w:r>
+        <w:rPr>
+          <w:i/>
+        </w:rPr>
+        <w:t>categories</w:t>
+      </w:r>
+      <w:proofErr w:type="spellEnd"/>
+      <w:r>
+        <w:rPr>
+          <w:i/>
+        </w:rPr>
+        <w:t>/{id}/items</w:t>
       </w:r>
       <w:r>
         <w:rPr>
@@ -3062,12 +3323,14 @@
         </w:tabs>
         <w:spacing w:before="183"/>
       </w:pPr>
+      <w:proofErr w:type="spellStart"/>
       <w:r>
         <w:rPr>
           <w:b/>
         </w:rPr>
         <w:t>Categories</w:t>
       </w:r>
+      <w:proofErr w:type="spellEnd"/>
       <w:r>
         <w:rPr>
           <w:b/>
@@ -3218,6 +3481,7 @@
         </w:tabs>
         <w:spacing w:before="183"/>
       </w:pPr>
+      <w:proofErr w:type="spellStart"/>
       <w:r>
         <w:rPr>
           <w:b/>
@@ -3225,6 +3489,7 @@
         </w:rPr>
         <w:t>Payloads</w:t>
       </w:r>
+      <w:proofErr w:type="spellEnd"/>
       <w:r>
         <w:rPr>
           <w:b/>
@@ -3268,6 +3533,7 @@
           <w:lang w:val="en-US"/>
         </w:rPr>
       </w:pPr>
+      <w:proofErr w:type="spellStart"/>
       <w:r>
         <w:rPr>
           <w:i/>
@@ -3275,6 +3541,7 @@
         </w:rPr>
         <w:t>léger</w:t>
       </w:r>
+      <w:proofErr w:type="spellEnd"/>
       <w:r>
         <w:rPr>
           <w:i/>
@@ -3478,12 +3745,14 @@
         </w:rPr>
         <w:t xml:space="preserve"> </w:t>
       </w:r>
+      <w:proofErr w:type="spellStart"/>
       <w:r>
         <w:rPr>
           <w:b/>
         </w:rPr>
         <w:t>HikariCP</w:t>
       </w:r>
+      <w:proofErr w:type="spellEnd"/>
       <w:r>
         <w:rPr>
           <w:b/>
@@ -3500,8 +3769,13 @@
         </w:rPr>
         <w:t xml:space="preserve"> </w:t>
       </w:r>
-      <w:r>
-        <w:t>maxPoolSize=20,</w:t>
+      <w:proofErr w:type="spellStart"/>
+      <w:r>
+        <w:t>maxPoolSize</w:t>
+      </w:r>
+      <w:proofErr w:type="spellEnd"/>
+      <w:r>
+        <w:t>=20,</w:t>
       </w:r>
       <w:r>
         <w:rPr>
@@ -3509,11 +3783,19 @@
         </w:rPr>
         <w:t xml:space="preserve"> </w:t>
       </w:r>
+      <w:proofErr w:type="spellStart"/>
       <w:r>
         <w:rPr>
           <w:spacing w:val="-2"/>
         </w:rPr>
-        <w:t>minIdle=10).</w:t>
+        <w:t>minIdle</w:t>
+      </w:r>
+      <w:proofErr w:type="spellEnd"/>
+      <w:r>
+        <w:rPr>
+          <w:spacing w:val="-2"/>
+        </w:rPr>
+        <w:t>=10).</w:t>
       </w:r>
     </w:p>
     <w:p>
@@ -3638,9 +3920,11 @@
         </w:rPr>
         <w:t xml:space="preserve"> </w:t>
       </w:r>
+      <w:proofErr w:type="spellStart"/>
       <w:r>
         <w:t>dashboards</w:t>
       </w:r>
+      <w:proofErr w:type="spellEnd"/>
       <w:r>
         <w:rPr>
           <w:spacing w:val="-7"/>
@@ -3665,11 +3949,19 @@
         </w:rPr>
         <w:t xml:space="preserve"> </w:t>
       </w:r>
+      <w:proofErr w:type="spellStart"/>
       <w:r>
         <w:rPr>
           <w:spacing w:val="-2"/>
         </w:rPr>
-        <w:t>JMeter.</w:t>
+        <w:t>JMeter</w:t>
+      </w:r>
+      <w:proofErr w:type="spellEnd"/>
+      <w:r>
+        <w:rPr>
+          <w:spacing w:val="-2"/>
+        </w:rPr>
+        <w:t>.</w:t>
       </w:r>
     </w:p>
     <w:p>
@@ -3684,12 +3976,14 @@
         </w:tabs>
         <w:spacing w:before="181"/>
       </w:pPr>
+      <w:proofErr w:type="spellStart"/>
       <w:r>
         <w:rPr>
           <w:b/>
         </w:rPr>
         <w:t>JMeter</w:t>
       </w:r>
+      <w:proofErr w:type="spellEnd"/>
       <w:r>
         <w:rPr>
           <w:b/>
@@ -3719,12 +4013,14 @@
         </w:rPr>
         <w:t xml:space="preserve"> </w:t>
       </w:r>
+      <w:proofErr w:type="spellStart"/>
       <w:r>
         <w:rPr>
           <w:b/>
         </w:rPr>
         <w:t>Listener</w:t>
       </w:r>
+      <w:proofErr w:type="spellEnd"/>
       <w:r>
         <w:rPr>
           <w:b/>
@@ -3732,12 +4028,14 @@
         </w:rPr>
         <w:t xml:space="preserve"> </w:t>
       </w:r>
+      <w:proofErr w:type="spellStart"/>
       <w:r>
         <w:rPr>
           <w:b/>
         </w:rPr>
         <w:t>InfluxDB</w:t>
       </w:r>
+      <w:proofErr w:type="spellEnd"/>
       <w:r>
         <w:rPr>
           <w:b/>
@@ -4057,7 +4355,23 @@
           <w:b/>
           <w:spacing w:val="-2"/>
         </w:rPr>
-        <w:t>(JMeter)</w:t>
+        <w:t>(</w:t>
+      </w:r>
+      <w:proofErr w:type="spellStart"/>
+      <w:r>
+        <w:rPr>
+          <w:b/>
+          <w:spacing w:val="-2"/>
+        </w:rPr>
+        <w:t>JMeter</w:t>
+      </w:r>
+      <w:proofErr w:type="spellEnd"/>
+      <w:r>
+        <w:rPr>
+          <w:b/>
+          <w:spacing w:val="-2"/>
+        </w:rPr>
+        <w:t>)</w:t>
       </w:r>
     </w:p>
     <w:p>
@@ -4080,8 +4394,16 @@
         <w:rPr>
           <w:b/>
         </w:rPr>
-        <w:t>READ-heavy</w:t>
-      </w:r>
+        <w:t>READ-</w:t>
+      </w:r>
+      <w:proofErr w:type="spellStart"/>
+      <w:r>
+        <w:rPr>
+          <w:b/>
+        </w:rPr>
+        <w:t>heavy</w:t>
+      </w:r>
+      <w:proofErr w:type="spellEnd"/>
       <w:r>
         <w:rPr>
           <w:b/>
@@ -4138,7 +4460,21 @@
         <w:rPr>
           <w:spacing w:val="-2"/>
         </w:rPr>
-        <w:t xml:space="preserve"> /items?page=&amp;size=50</w:t>
+        <w:t xml:space="preserve"> /</w:t>
+      </w:r>
+      <w:proofErr w:type="spellStart"/>
+      <w:r>
+        <w:rPr>
+          <w:spacing w:val="-2"/>
+        </w:rPr>
+        <w:t>items?page</w:t>
+      </w:r>
+      <w:proofErr w:type="spellEnd"/>
+      <w:r>
+        <w:rPr>
+          <w:spacing w:val="-2"/>
+        </w:rPr>
+        <w:t>=&amp;size=50</w:t>
       </w:r>
     </w:p>
     <w:p>
@@ -4181,7 +4517,23 @@
           <w:spacing w:val="-2"/>
           <w:lang w:val="en-US"/>
         </w:rPr>
-        <w:t xml:space="preserve"> /items?categoryId=...&amp;page=&amp;size=</w:t>
+        <w:t xml:space="preserve"> /</w:t>
+      </w:r>
+      <w:proofErr w:type="spellStart"/>
+      <w:r>
+        <w:rPr>
+          <w:spacing w:val="-2"/>
+          <w:lang w:val="en-US"/>
+        </w:rPr>
+        <w:t>items?categoryId</w:t>
+      </w:r>
+      <w:proofErr w:type="spellEnd"/>
+      <w:r>
+        <w:rPr>
+          <w:spacing w:val="-2"/>
+          <w:lang w:val="en-US"/>
+        </w:rPr>
+        <w:t>=...&amp;page=&amp;size=</w:t>
       </w:r>
     </w:p>
     <w:p>
@@ -4224,7 +4576,23 @@
           <w:spacing w:val="-2"/>
           <w:lang w:val="en-US"/>
         </w:rPr>
-        <w:t xml:space="preserve"> /categories/{id}/items?page=&amp;size=</w:t>
+        <w:t xml:space="preserve"> /categories/{id}/</w:t>
+      </w:r>
+      <w:proofErr w:type="spellStart"/>
+      <w:r>
+        <w:rPr>
+          <w:spacing w:val="-2"/>
+          <w:lang w:val="en-US"/>
+        </w:rPr>
+        <w:t>items?page</w:t>
+      </w:r>
+      <w:proofErr w:type="spellEnd"/>
+      <w:r>
+        <w:rPr>
+          <w:spacing w:val="-2"/>
+          <w:lang w:val="en-US"/>
+        </w:rPr>
+        <w:t>=&amp;size=</w:t>
       </w:r>
     </w:p>
     <w:p>
@@ -4256,7 +4624,21 @@
         <w:rPr>
           <w:spacing w:val="-2"/>
         </w:rPr>
-        <w:t xml:space="preserve"> /categories?page=&amp;size=</w:t>
+        <w:t xml:space="preserve"> /</w:t>
+      </w:r>
+      <w:proofErr w:type="spellStart"/>
+      <w:r>
+        <w:rPr>
+          <w:spacing w:val="-2"/>
+        </w:rPr>
+        <w:t>categories?page</w:t>
+      </w:r>
+      <w:proofErr w:type="spellEnd"/>
+      <w:r>
+        <w:rPr>
+          <w:spacing w:val="-2"/>
+        </w:rPr>
+        <w:t>=&amp;size=</w:t>
       </w:r>
     </w:p>
     <w:p>
@@ -4429,8 +4811,17 @@
           <w:spacing w:val="-2"/>
           <w:lang w:val="en-US"/>
         </w:rPr>
-        <w:t xml:space="preserve"> min/palier</w:t>
-      </w:r>
+        <w:t xml:space="preserve"> min/</w:t>
+      </w:r>
+      <w:proofErr w:type="spellStart"/>
+      <w:r>
+        <w:rPr>
+          <w:spacing w:val="-2"/>
+          <w:lang w:val="en-US"/>
+        </w:rPr>
+        <w:t>palier</w:t>
+      </w:r>
+      <w:proofErr w:type="spellEnd"/>
     </w:p>
     <w:p>
       <w:pPr>
@@ -4453,8 +4844,17 @@
           <w:b/>
           <w:spacing w:val="-2"/>
         </w:rPr>
-        <w:t>JOIN-filter</w:t>
-      </w:r>
+        <w:t>JOIN-</w:t>
+      </w:r>
+      <w:proofErr w:type="spellStart"/>
+      <w:r>
+        <w:rPr>
+          <w:b/>
+          <w:spacing w:val="-2"/>
+        </w:rPr>
+        <w:t>filter</w:t>
+      </w:r>
+      <w:proofErr w:type="spellEnd"/>
       <w:r>
         <w:rPr>
           <w:b/>
@@ -4510,7 +4910,23 @@
           <w:spacing w:val="-2"/>
           <w:lang w:val="en-US"/>
         </w:rPr>
-        <w:t xml:space="preserve"> /items?categoryId=...&amp;page=&amp;size=</w:t>
+        <w:t xml:space="preserve"> /</w:t>
+      </w:r>
+      <w:proofErr w:type="spellStart"/>
+      <w:r>
+        <w:rPr>
+          <w:spacing w:val="-2"/>
+          <w:lang w:val="en-US"/>
+        </w:rPr>
+        <w:t>items?categoryId</w:t>
+      </w:r>
+      <w:proofErr w:type="spellEnd"/>
+      <w:r>
+        <w:rPr>
+          <w:spacing w:val="-2"/>
+          <w:lang w:val="en-US"/>
+        </w:rPr>
+        <w:t>=...&amp;page=&amp;size=</w:t>
       </w:r>
     </w:p>
     <w:p>
@@ -4629,7 +5045,21 @@
         <w:rPr>
           <w:lang w:val="en-US"/>
         </w:rPr>
-        <w:t>min/palier,</w:t>
+        <w:t>min/</w:t>
+      </w:r>
+      <w:proofErr w:type="spellStart"/>
+      <w:r>
+        <w:rPr>
+          <w:lang w:val="en-US"/>
+        </w:rPr>
+        <w:t>palier</w:t>
+      </w:r>
+      <w:proofErr w:type="spellEnd"/>
+      <w:r>
+        <w:rPr>
+          <w:lang w:val="en-US"/>
+        </w:rPr>
+        <w:t>,</w:t>
       </w:r>
       <w:r>
         <w:rPr>
@@ -4781,7 +5211,21 @@
         <w:rPr>
           <w:spacing w:val="-2"/>
         </w:rPr>
-        <w:t xml:space="preserve"> /items?page=...</w:t>
+        <w:t xml:space="preserve"> /</w:t>
+      </w:r>
+      <w:proofErr w:type="spellStart"/>
+      <w:r>
+        <w:rPr>
+          <w:spacing w:val="-2"/>
+        </w:rPr>
+        <w:t>items?page</w:t>
+      </w:r>
+      <w:proofErr w:type="spellEnd"/>
+      <w:r>
+        <w:rPr>
+          <w:spacing w:val="-2"/>
+        </w:rPr>
+        <w:t>=...</w:t>
       </w:r>
     </w:p>
     <w:p>
@@ -4964,8 +5408,13 @@
         <w:t xml:space="preserve"> </w:t>
       </w:r>
       <w:r>
-        <w:t>/categories</w:t>
-      </w:r>
+        <w:t>/</w:t>
+      </w:r>
+      <w:proofErr w:type="spellStart"/>
+      <w:r>
+        <w:t>categories</w:t>
+      </w:r>
+      <w:proofErr w:type="spellEnd"/>
       <w:r>
         <w:rPr>
           <w:spacing w:val="-8"/>
@@ -5017,7 +5466,21 @@
         <w:rPr>
           <w:spacing w:val="-2"/>
         </w:rPr>
-        <w:t xml:space="preserve"> /categories/{id}</w:t>
+        <w:t xml:space="preserve"> /</w:t>
+      </w:r>
+      <w:proofErr w:type="spellStart"/>
+      <w:r>
+        <w:rPr>
+          <w:spacing w:val="-2"/>
+        </w:rPr>
+        <w:t>categories</w:t>
+      </w:r>
+      <w:proofErr w:type="spellEnd"/>
+      <w:r>
+        <w:rPr>
+          <w:spacing w:val="-2"/>
+        </w:rPr>
+        <w:t>/{id}</w:t>
       </w:r>
     </w:p>
     <w:p>
@@ -5120,8 +5583,17 @@
           <w:b/>
           <w:spacing w:val="-2"/>
         </w:rPr>
-        <w:t>(payload</w:t>
-      </w:r>
+        <w:t>(</w:t>
+      </w:r>
+      <w:proofErr w:type="spellStart"/>
+      <w:r>
+        <w:rPr>
+          <w:b/>
+          <w:spacing w:val="-2"/>
+        </w:rPr>
+        <w:t>payload</w:t>
+      </w:r>
+      <w:proofErr w:type="spellEnd"/>
       <w:r>
         <w:rPr>
           <w:b/>
@@ -5355,6 +5827,7 @@
         </w:rPr>
         <w:t xml:space="preserve"> </w:t>
       </w:r>
+      <w:proofErr w:type="spellStart"/>
       <w:r>
         <w:rPr>
           <w:b/>
@@ -5362,6 +5835,7 @@
         </w:rPr>
         <w:t>JMeter</w:t>
       </w:r>
+      <w:proofErr w:type="spellEnd"/>
     </w:p>
     <w:p>
       <w:pPr>
@@ -5420,9 +5894,11 @@
         </w:rPr>
         <w:t xml:space="preserve"> </w:t>
       </w:r>
+      <w:proofErr w:type="spellStart"/>
       <w:r>
         <w:t>ids</w:t>
       </w:r>
+      <w:proofErr w:type="spellEnd"/>
       <w:r>
         <w:rPr>
           <w:spacing w:val="-6"/>
@@ -5439,8 +5915,13 @@
         <w:t xml:space="preserve"> </w:t>
       </w:r>
       <w:r>
-        <w:t>(categories</w:t>
-      </w:r>
+        <w:t>(</w:t>
+      </w:r>
+      <w:proofErr w:type="spellStart"/>
+      <w:r>
+        <w:t>categories</w:t>
+      </w:r>
+      <w:proofErr w:type="spellEnd"/>
       <w:r>
         <w:rPr>
           <w:spacing w:val="-9"/>
@@ -5474,9 +5955,11 @@
         </w:rPr>
         <w:t xml:space="preserve"> </w:t>
       </w:r>
+      <w:proofErr w:type="spellStart"/>
       <w:r>
         <w:t>payloads</w:t>
       </w:r>
+      <w:proofErr w:type="spellEnd"/>
       <w:r>
         <w:rPr>
           <w:spacing w:val="-7"/>
@@ -5634,12 +6117,14 @@
         </w:rPr>
         <w:t xml:space="preserve"> </w:t>
       </w:r>
+      <w:proofErr w:type="spellStart"/>
       <w:r>
         <w:rPr>
           <w:lang w:val="en-US"/>
         </w:rPr>
         <w:t>InfluxDB</w:t>
       </w:r>
+      <w:proofErr w:type="spellEnd"/>
       <w:r>
         <w:rPr>
           <w:spacing w:val="-9"/>
@@ -5673,11 +6158,19 @@
         </w:rPr>
         <w:t xml:space="preserve"> </w:t>
       </w:r>
-      <w:r>
-        <w:rPr>
-          <w:lang w:val="en-US"/>
-        </w:rPr>
-        <w:t>jmeter,</w:t>
+      <w:proofErr w:type="spellStart"/>
+      <w:r>
+        <w:rPr>
+          <w:lang w:val="en-US"/>
+        </w:rPr>
+        <w:t>jmeter</w:t>
+      </w:r>
+      <w:proofErr w:type="spellEnd"/>
+      <w:r>
+        <w:rPr>
+          <w:lang w:val="en-US"/>
+        </w:rPr>
+        <w:t>,</w:t>
       </w:r>
       <w:r>
         <w:rPr>
@@ -5719,9 +6212,11 @@
         </w:tabs>
         <w:spacing w:before="182"/>
       </w:pPr>
+      <w:proofErr w:type="spellStart"/>
       <w:r>
         <w:t>Listeners</w:t>
       </w:r>
+      <w:proofErr w:type="spellEnd"/>
       <w:r>
         <w:rPr>
           <w:spacing w:val="-11"/>
@@ -5905,11 +6400,19 @@
         </w:rPr>
         <w:t xml:space="preserve"> </w:t>
       </w:r>
+      <w:proofErr w:type="spellStart"/>
       <w:r>
         <w:rPr>
           <w:spacing w:val="-4"/>
         </w:rPr>
-        <w:t>env)</w:t>
+        <w:t>env</w:t>
+      </w:r>
+      <w:proofErr w:type="spellEnd"/>
+      <w:r>
+        <w:rPr>
+          <w:spacing w:val="-4"/>
+        </w:rPr>
+        <w:t>)</w:t>
       </w:r>
     </w:p>
     <w:p>
@@ -6025,12 +6528,14 @@
         </w:rPr>
         <w:t xml:space="preserve"> </w:t>
       </w:r>
+      <w:proofErr w:type="spellStart"/>
       <w:r>
         <w:rPr>
           <w:b/>
         </w:rPr>
         <w:t>baseline</w:t>
       </w:r>
+      <w:proofErr w:type="spellEnd"/>
       <w:r>
         <w:rPr>
           <w:b/>
@@ -6794,7 +7299,21 @@
               <w:rPr>
                 <w:rFonts w:asciiTheme="minorBidi" w:hAnsiTheme="minorBidi" w:cstheme="minorBidi"/>
               </w:rPr>
-              <w:t>Java 17 (OpenJDK 17.0.10)</w:t>
+              <w:t>Java 17 (</w:t>
+            </w:r>
+            <w:proofErr w:type="spellStart"/>
+            <w:r>
+              <w:rPr>
+                <w:rFonts w:asciiTheme="minorBidi" w:hAnsiTheme="minorBidi" w:cstheme="minorBidi"/>
+              </w:rPr>
+              <w:t>OpenJDK</w:t>
+            </w:r>
+            <w:proofErr w:type="spellEnd"/>
+            <w:r>
+              <w:rPr>
+                <w:rFonts w:asciiTheme="minorBidi" w:hAnsiTheme="minorBidi" w:cstheme="minorBidi"/>
+              </w:rPr>
+              <w:t xml:space="preserve"> 17.0.10)</w:t>
             </w:r>
           </w:p>
         </w:tc>
@@ -6923,9 +7442,11 @@
               <w:spacing w:line="268" w:lineRule="exact"/>
               <w:ind w:left="110"/>
             </w:pPr>
+            <w:proofErr w:type="spellStart"/>
             <w:r>
               <w:t>JMeter</w:t>
             </w:r>
+            <w:proofErr w:type="spellEnd"/>
             <w:r>
               <w:rPr>
                 <w:spacing w:val="-9"/>
@@ -6956,7 +7477,21 @@
               <w:rPr>
                 <w:rFonts w:asciiTheme="minorBidi" w:hAnsiTheme="minorBidi" w:cstheme="minorBidi"/>
               </w:rPr>
-              <w:t>Apache JMeter 5.6.3</w:t>
+              <w:t xml:space="preserve">Apache </w:t>
+            </w:r>
+            <w:proofErr w:type="spellStart"/>
+            <w:r>
+              <w:rPr>
+                <w:rFonts w:asciiTheme="minorBidi" w:hAnsiTheme="minorBidi" w:cstheme="minorBidi"/>
+              </w:rPr>
+              <w:t>JMeter</w:t>
+            </w:r>
+            <w:proofErr w:type="spellEnd"/>
+            <w:r>
+              <w:rPr>
+                <w:rFonts w:asciiTheme="minorBidi" w:hAnsiTheme="minorBidi" w:cstheme="minorBidi"/>
+              </w:rPr>
+              <w:t xml:space="preserve"> 5.6.3</w:t>
             </w:r>
           </w:p>
         </w:tc>
@@ -7011,12 +7546,14 @@
               </w:rPr>
               <w:t xml:space="preserve"> </w:t>
             </w:r>
+            <w:proofErr w:type="spellStart"/>
             <w:r>
               <w:rPr>
                 <w:spacing w:val="-2"/>
               </w:rPr>
               <w:t>InfluxDB</w:t>
             </w:r>
+            <w:proofErr w:type="spellEnd"/>
           </w:p>
         </w:tc>
         <w:tc>
@@ -7073,7 +7610,23 @@
               <w:t xml:space="preserve"> </w:t>
             </w:r>
             <w:r>
-              <w:t>(Xms/Xmx,</w:t>
+              <w:t>(</w:t>
+            </w:r>
+            <w:proofErr w:type="spellStart"/>
+            <w:r>
+              <w:t>Xms</w:t>
+            </w:r>
+            <w:proofErr w:type="spellEnd"/>
+            <w:r>
+              <w:t>/</w:t>
+            </w:r>
+            <w:proofErr w:type="spellStart"/>
+            <w:r>
+              <w:t>Xmx</w:t>
+            </w:r>
+            <w:proofErr w:type="spellEnd"/>
+            <w:r>
+              <w:t>,</w:t>
             </w:r>
             <w:r>
               <w:rPr>
@@ -7124,9 +7677,11 @@
               <w:spacing w:line="268" w:lineRule="exact"/>
               <w:ind w:left="110"/>
             </w:pPr>
+            <w:proofErr w:type="spellStart"/>
             <w:r>
               <w:t>HikariCP</w:t>
             </w:r>
+            <w:proofErr w:type="spellEnd"/>
             <w:r>
               <w:rPr>
                 <w:spacing w:val="-7"/>
@@ -7153,11 +7708,33 @@
                 <w:rFonts w:asciiTheme="minorBidi" w:hAnsiTheme="minorBidi" w:cstheme="minorBidi"/>
               </w:rPr>
             </w:pPr>
+            <w:proofErr w:type="spellStart"/>
             <w:r>
               <w:rPr>
                 <w:rFonts w:asciiTheme="minorBidi" w:hAnsiTheme="minorBidi" w:cstheme="minorBidi"/>
               </w:rPr>
-              <w:t>minIdle=10, maxPoolSize=20</w:t>
+              <w:t>minIdle</w:t>
+            </w:r>
+            <w:proofErr w:type="spellEnd"/>
+            <w:r>
+              <w:rPr>
+                <w:rFonts w:asciiTheme="minorBidi" w:hAnsiTheme="minorBidi" w:cstheme="minorBidi"/>
+              </w:rPr>
+              <w:t xml:space="preserve">=10, </w:t>
+            </w:r>
+            <w:proofErr w:type="spellStart"/>
+            <w:r>
+              <w:rPr>
+                <w:rFonts w:asciiTheme="minorBidi" w:hAnsiTheme="minorBidi" w:cstheme="minorBidi"/>
+              </w:rPr>
+              <w:t>maxPoolSize</w:t>
+            </w:r>
+            <w:proofErr w:type="spellEnd"/>
+            <w:r>
+              <w:rPr>
+                <w:rFonts w:asciiTheme="minorBidi" w:hAnsiTheme="minorBidi" w:cstheme="minorBidi"/>
+              </w:rPr>
+              <w:t>=20</w:t>
             </w:r>
           </w:p>
         </w:tc>
@@ -7323,12 +7900,21 @@
                 <w:b/>
               </w:rPr>
             </w:pPr>
+            <w:proofErr w:type="spellStart"/>
             <w:r>
               <w:rPr>
                 <w:b/>
                 <w:spacing w:val="-2"/>
               </w:rPr>
-              <w:t xml:space="preserve">Ramp- </w:t>
+              <w:t>Ramp</w:t>
+            </w:r>
+            <w:proofErr w:type="spellEnd"/>
+            <w:r>
+              <w:rPr>
+                <w:b/>
+                <w:spacing w:val="-2"/>
+              </w:rPr>
+              <w:t xml:space="preserve">- </w:t>
             </w:r>
             <w:r>
               <w:rPr>
@@ -7374,6 +7960,7 @@
                 <w:b/>
               </w:rPr>
             </w:pPr>
+            <w:proofErr w:type="spellStart"/>
             <w:r>
               <w:rPr>
                 <w:b/>
@@ -7381,6 +7968,7 @@
               </w:rPr>
               <w:t>Payload</w:t>
             </w:r>
+            <w:proofErr w:type="spellEnd"/>
           </w:p>
         </w:tc>
       </w:tr>
@@ -7411,12 +7999,14 @@
               <w:spacing w:before="20"/>
               <w:ind w:left="110"/>
             </w:pPr>
+            <w:proofErr w:type="spellStart"/>
             <w:r>
               <w:rPr>
                 <w:spacing w:val="-4"/>
               </w:rPr>
               <w:t>heavy</w:t>
             </w:r>
+            <w:proofErr w:type="spellEnd"/>
           </w:p>
           <w:p>
             <w:pPr>
@@ -7553,11 +8143,19 @@
               </w:rPr>
               <w:t xml:space="preserve"> </w:t>
             </w:r>
+            <w:proofErr w:type="spellStart"/>
             <w:r>
               <w:rPr>
                 <w:lang w:val="en-US"/>
               </w:rPr>
-              <w:t>cat→items,</w:t>
+              <w:t>cat→items</w:t>
+            </w:r>
+            <w:proofErr w:type="spellEnd"/>
+            <w:r>
+              <w:rPr>
+                <w:lang w:val="en-US"/>
+              </w:rPr>
+              <w:t>,</w:t>
             </w:r>
             <w:r>
               <w:rPr>
@@ -7668,8 +8266,16 @@
               <w:rPr>
                 <w:spacing w:val="-2"/>
               </w:rPr>
-              <w:t>JOIN-filter</w:t>
-            </w:r>
+              <w:t>JOIN-</w:t>
+            </w:r>
+            <w:proofErr w:type="spellStart"/>
+            <w:r>
+              <w:rPr>
+                <w:spacing w:val="-2"/>
+              </w:rPr>
+              <w:t>filter</w:t>
+            </w:r>
+            <w:proofErr w:type="spellEnd"/>
           </w:p>
         </w:tc>
         <w:tc>
@@ -7691,8 +8297,13 @@
               </w:rPr>
               <w:t xml:space="preserve"> </w:t>
             </w:r>
-            <w:r>
-              <w:t>items?categoryId,</w:t>
+            <w:proofErr w:type="spellStart"/>
+            <w:r>
+              <w:t>items?categoryId</w:t>
+            </w:r>
+            <w:proofErr w:type="spellEnd"/>
+            <w:r>
+              <w:t>,</w:t>
             </w:r>
             <w:r>
               <w:rPr>
@@ -8190,12 +8801,14 @@
         </w:rPr>
         <w:t xml:space="preserve"> </w:t>
       </w:r>
+      <w:proofErr w:type="spellStart"/>
       <w:r>
         <w:rPr>
           <w:b/>
         </w:rPr>
         <w:t>JMeter</w:t>
       </w:r>
+      <w:proofErr w:type="spellEnd"/>
       <w:r>
         <w:rPr>
           <w:b/>
@@ -8513,8 +9126,17 @@
                 <w:b/>
                 <w:spacing w:val="-2"/>
               </w:rPr>
-              <w:t>READ-heavy</w:t>
-            </w:r>
+              <w:t>READ-</w:t>
+            </w:r>
+            <w:proofErr w:type="spellStart"/>
+            <w:r>
+              <w:rPr>
+                <w:b/>
+                <w:spacing w:val="-2"/>
+              </w:rPr>
+              <w:t>heavy</w:t>
+            </w:r>
+            <w:proofErr w:type="spellEnd"/>
           </w:p>
         </w:tc>
         <w:tc>
@@ -8644,8 +9266,17 @@
                 <w:b/>
                 <w:spacing w:val="-2"/>
               </w:rPr>
-              <w:t>READ-heavy</w:t>
-            </w:r>
+              <w:t>READ-</w:t>
+            </w:r>
+            <w:proofErr w:type="spellStart"/>
+            <w:r>
+              <w:rPr>
+                <w:b/>
+                <w:spacing w:val="-2"/>
+              </w:rPr>
+              <w:t>heavy</w:t>
+            </w:r>
+            <w:proofErr w:type="spellEnd"/>
           </w:p>
         </w:tc>
         <w:tc>
@@ -8791,8 +9422,17 @@
                 <w:b/>
                 <w:spacing w:val="-2"/>
               </w:rPr>
-              <w:t>READ-heavy</w:t>
-            </w:r>
+              <w:t>READ-</w:t>
+            </w:r>
+            <w:proofErr w:type="spellStart"/>
+            <w:r>
+              <w:rPr>
+                <w:b/>
+                <w:spacing w:val="-2"/>
+              </w:rPr>
+              <w:t>heavy</w:t>
+            </w:r>
+            <w:proofErr w:type="spellEnd"/>
           </w:p>
         </w:tc>
         <w:tc>
@@ -8938,8 +9578,17 @@
                 <w:b/>
                 <w:spacing w:val="-2"/>
               </w:rPr>
-              <w:t>READ-heavy</w:t>
-            </w:r>
+              <w:t>READ-</w:t>
+            </w:r>
+            <w:proofErr w:type="spellStart"/>
+            <w:r>
+              <w:rPr>
+                <w:b/>
+                <w:spacing w:val="-2"/>
+              </w:rPr>
+              <w:t>heavy</w:t>
+            </w:r>
+            <w:proofErr w:type="spellEnd"/>
           </w:p>
         </w:tc>
         <w:tc>
@@ -9085,8 +9734,17 @@
                 <w:b/>
                 <w:spacing w:val="-2"/>
               </w:rPr>
-              <w:t>READ-heavy</w:t>
-            </w:r>
+              <w:t>READ-</w:t>
+            </w:r>
+            <w:proofErr w:type="spellStart"/>
+            <w:r>
+              <w:rPr>
+                <w:b/>
+                <w:spacing w:val="-2"/>
+              </w:rPr>
+              <w:t>heavy</w:t>
+            </w:r>
+            <w:proofErr w:type="spellEnd"/>
           </w:p>
         </w:tc>
         <w:tc>
@@ -9102,12 +9760,14 @@
                 <w:b/>
               </w:rPr>
             </w:pPr>
+            <w:proofErr w:type="spellStart"/>
             <w:r>
               <w:rPr>
                 <w:b/>
               </w:rPr>
               <w:t>Err</w:t>
             </w:r>
+            <w:proofErr w:type="spellEnd"/>
             <w:r>
               <w:rPr>
                 <w:b/>
@@ -9226,8 +9886,17 @@
                 <w:b/>
                 <w:spacing w:val="-2"/>
               </w:rPr>
-              <w:t>JOIN-filter</w:t>
-            </w:r>
+              <w:t>JOIN-</w:t>
+            </w:r>
+            <w:proofErr w:type="spellStart"/>
+            <w:r>
+              <w:rPr>
+                <w:b/>
+                <w:spacing w:val="-2"/>
+              </w:rPr>
+              <w:t>filter</w:t>
+            </w:r>
+            <w:proofErr w:type="spellEnd"/>
           </w:p>
         </w:tc>
         <w:tc>
@@ -9354,8 +10023,17 @@
                 <w:b/>
                 <w:spacing w:val="-2"/>
               </w:rPr>
-              <w:t>JOIN-filter</w:t>
-            </w:r>
+              <w:t>JOIN-</w:t>
+            </w:r>
+            <w:proofErr w:type="spellStart"/>
+            <w:r>
+              <w:rPr>
+                <w:b/>
+                <w:spacing w:val="-2"/>
+              </w:rPr>
+              <w:t>filter</w:t>
+            </w:r>
+            <w:proofErr w:type="spellEnd"/>
           </w:p>
         </w:tc>
         <w:tc>
@@ -9501,8 +10179,17 @@
                 <w:b/>
                 <w:spacing w:val="-2"/>
               </w:rPr>
-              <w:t>JOIN-filter</w:t>
-            </w:r>
+              <w:t>JOIN-</w:t>
+            </w:r>
+            <w:proofErr w:type="spellStart"/>
+            <w:r>
+              <w:rPr>
+                <w:b/>
+                <w:spacing w:val="-2"/>
+              </w:rPr>
+              <w:t>filter</w:t>
+            </w:r>
+            <w:proofErr w:type="spellEnd"/>
           </w:p>
         </w:tc>
         <w:tc>
@@ -9642,8 +10329,17 @@
                 <w:b/>
                 <w:spacing w:val="-2"/>
               </w:rPr>
-              <w:t>JOIN-filter</w:t>
-            </w:r>
+              <w:t>JOIN-</w:t>
+            </w:r>
+            <w:proofErr w:type="spellStart"/>
+            <w:r>
+              <w:rPr>
+                <w:b/>
+                <w:spacing w:val="-2"/>
+              </w:rPr>
+              <w:t>filter</w:t>
+            </w:r>
+            <w:proofErr w:type="spellEnd"/>
           </w:p>
         </w:tc>
         <w:tc>
@@ -9783,8 +10479,17 @@
                 <w:b/>
                 <w:spacing w:val="-2"/>
               </w:rPr>
-              <w:t>JOIN-filter</w:t>
-            </w:r>
+              <w:t>JOIN-</w:t>
+            </w:r>
+            <w:proofErr w:type="spellStart"/>
+            <w:r>
+              <w:rPr>
+                <w:b/>
+                <w:spacing w:val="-2"/>
+              </w:rPr>
+              <w:t>filter</w:t>
+            </w:r>
+            <w:proofErr w:type="spellEnd"/>
           </w:p>
         </w:tc>
         <w:tc>
@@ -9800,12 +10505,14 @@
                 <w:b/>
               </w:rPr>
             </w:pPr>
+            <w:proofErr w:type="spellStart"/>
             <w:r>
               <w:rPr>
                 <w:b/>
               </w:rPr>
               <w:t>Err</w:t>
             </w:r>
+            <w:proofErr w:type="spellEnd"/>
             <w:r>
               <w:rPr>
                 <w:b/>
@@ -10634,12 +11341,14 @@
                 <w:b/>
               </w:rPr>
             </w:pPr>
+            <w:proofErr w:type="spellStart"/>
             <w:r>
               <w:rPr>
                 <w:b/>
               </w:rPr>
               <w:t>Err</w:t>
             </w:r>
+            <w:proofErr w:type="spellEnd"/>
             <w:r>
               <w:rPr>
                 <w:b/>
@@ -11373,12 +12082,14 @@
                 <w:b/>
               </w:rPr>
             </w:pPr>
+            <w:proofErr w:type="spellStart"/>
             <w:r>
               <w:rPr>
                 <w:b/>
               </w:rPr>
               <w:t>Err</w:t>
             </w:r>
+            <w:proofErr w:type="spellEnd"/>
             <w:r>
               <w:rPr>
                 <w:b/>
@@ -11640,11 +12351,19 @@
               </w:rPr>
               <w:t xml:space="preserve"> </w:t>
             </w:r>
-            <w:r>
-              <w:rPr>
-                <w:b/>
-              </w:rPr>
-              <w:t>moy/pic</w:t>
+            <w:proofErr w:type="spellStart"/>
+            <w:r>
+              <w:rPr>
+                <w:b/>
+              </w:rPr>
+              <w:t>moy</w:t>
+            </w:r>
+            <w:proofErr w:type="spellEnd"/>
+            <w:r>
+              <w:rPr>
+                <w:b/>
+              </w:rPr>
+              <w:t>/pic</w:t>
             </w:r>
           </w:p>
         </w:tc>
@@ -11661,12 +12380,14 @@
                 <w:b/>
               </w:rPr>
             </w:pPr>
+            <w:proofErr w:type="spellStart"/>
             <w:r>
               <w:rPr>
                 <w:b/>
               </w:rPr>
               <w:t>Heap</w:t>
             </w:r>
+            <w:proofErr w:type="spellEnd"/>
             <w:r>
               <w:rPr>
                 <w:b/>
@@ -11680,12 +12401,21 @@
               </w:rPr>
               <w:t xml:space="preserve">(Mo) </w:t>
             </w:r>
+            <w:proofErr w:type="spellStart"/>
             <w:r>
               <w:rPr>
                 <w:b/>
                 <w:spacing w:val="-2"/>
               </w:rPr>
-              <w:t>moy/pic</w:t>
+              <w:t>moy</w:t>
+            </w:r>
+            <w:proofErr w:type="spellEnd"/>
+            <w:r>
+              <w:rPr>
+                <w:b/>
+                <w:spacing w:val="-2"/>
+              </w:rPr>
+              <w:t>/pic</w:t>
             </w:r>
           </w:p>
         </w:tc>
@@ -11731,7 +12461,43 @@
                 <w:spacing w:val="-2"/>
                 <w:lang w:val="en-US"/>
               </w:rPr>
-              <w:t>(ms/s) moy/pic</w:t>
+              <w:t>(</w:t>
+            </w:r>
+            <w:proofErr w:type="spellStart"/>
+            <w:r>
+              <w:rPr>
+                <w:b/>
+                <w:spacing w:val="-2"/>
+                <w:lang w:val="en-US"/>
+              </w:rPr>
+              <w:t>ms</w:t>
+            </w:r>
+            <w:proofErr w:type="spellEnd"/>
+            <w:r>
+              <w:rPr>
+                <w:b/>
+                <w:spacing w:val="-2"/>
+                <w:lang w:val="en-US"/>
+              </w:rPr>
+              <w:t xml:space="preserve">/s) </w:t>
+            </w:r>
+            <w:proofErr w:type="spellStart"/>
+            <w:r>
+              <w:rPr>
+                <w:b/>
+                <w:spacing w:val="-2"/>
+                <w:lang w:val="en-US"/>
+              </w:rPr>
+              <w:t>moy</w:t>
+            </w:r>
+            <w:proofErr w:type="spellEnd"/>
+            <w:r>
+              <w:rPr>
+                <w:b/>
+                <w:spacing w:val="-2"/>
+                <w:lang w:val="en-US"/>
+              </w:rPr>
+              <w:t>/pic</w:t>
             </w:r>
           </w:p>
         </w:tc>
@@ -11765,12 +12531,21 @@
                 <w:b/>
               </w:rPr>
             </w:pPr>
+            <w:proofErr w:type="spellStart"/>
             <w:r>
               <w:rPr>
                 <w:b/>
                 <w:spacing w:val="-2"/>
               </w:rPr>
-              <w:t>moy/pic</w:t>
+              <w:t>moy</w:t>
+            </w:r>
+            <w:proofErr w:type="spellEnd"/>
+            <w:r>
+              <w:rPr>
+                <w:b/>
+                <w:spacing w:val="-2"/>
+              </w:rPr>
+              <w:t>/pic</w:t>
             </w:r>
           </w:p>
         </w:tc>
@@ -11787,12 +12562,21 @@
                 <w:b/>
               </w:rPr>
             </w:pPr>
+            <w:proofErr w:type="spellStart"/>
             <w:r>
               <w:rPr>
                 <w:b/>
                 <w:spacing w:val="-2"/>
               </w:rPr>
-              <w:t>Hikari (actifs/max)</w:t>
+              <w:t>Hikari</w:t>
+            </w:r>
+            <w:proofErr w:type="spellEnd"/>
+            <w:r>
+              <w:rPr>
+                <w:b/>
+                <w:spacing w:val="-2"/>
+              </w:rPr>
+              <w:t xml:space="preserve"> (actifs/max)</w:t>
             </w:r>
           </w:p>
         </w:tc>
@@ -12355,12 +13139,14 @@
         </w:rPr>
         <w:t xml:space="preserve"> </w:t>
       </w:r>
+      <w:proofErr w:type="spellStart"/>
       <w:r>
         <w:rPr>
           <w:b/>
         </w:rPr>
         <w:t>endpoint</w:t>
       </w:r>
+      <w:proofErr w:type="spellEnd"/>
       <w:r>
         <w:rPr>
           <w:b/>
@@ -12387,12 +13173,21 @@
         </w:rPr>
         <w:t>JOIN-</w:t>
       </w:r>
+      <w:proofErr w:type="spellStart"/>
       <w:r>
         <w:rPr>
           <w:b/>
           <w:spacing w:val="-2"/>
         </w:rPr>
-        <w:t>filter)</w:t>
+        <w:t>filter</w:t>
+      </w:r>
+      <w:proofErr w:type="spellEnd"/>
+      <w:r>
+        <w:rPr>
+          <w:b/>
+          <w:spacing w:val="-2"/>
+        </w:rPr>
+        <w:t>)</w:t>
       </w:r>
     </w:p>
     <w:p>
@@ -12535,6 +13330,7 @@
                 <w:b/>
               </w:rPr>
             </w:pPr>
+            <w:proofErr w:type="spellStart"/>
             <w:r>
               <w:rPr>
                 <w:b/>
@@ -12542,6 +13338,7 @@
               </w:rPr>
               <w:t>Err</w:t>
             </w:r>
+            <w:proofErr w:type="spellEnd"/>
           </w:p>
           <w:p>
             <w:pPr>
@@ -12644,7 +13441,21 @@
               <w:rPr>
                 <w:spacing w:val="-2"/>
               </w:rPr>
-              <w:t>/items?categoryId=</w:t>
+              <w:t>/</w:t>
+            </w:r>
+            <w:proofErr w:type="spellStart"/>
+            <w:r>
+              <w:rPr>
+                <w:spacing w:val="-2"/>
+              </w:rPr>
+              <w:t>items?categoryId</w:t>
+            </w:r>
+            <w:proofErr w:type="spellEnd"/>
+            <w:r>
+              <w:rPr>
+                <w:spacing w:val="-2"/>
+              </w:rPr>
+              <w:t>=</w:t>
             </w:r>
           </w:p>
         </w:tc>
@@ -13289,14 +14100,7 @@
                 <w:rFonts w:ascii="Arial" w:hAnsi="Arial" w:cs="Arial"/>
                 <w:color w:val="1B1C1D"/>
               </w:rPr>
-              <w:t xml:space="preserve"> </w:t>
-            </w:r>
-            <w:r>
-              <w:rPr>
-                <w:rFonts w:ascii="Arial" w:hAnsi="Arial" w:cs="Arial"/>
-                <w:color w:val="1B1C1D"/>
-              </w:rPr>
-              <w:t>ms</w:t>
+              <w:t xml:space="preserve"> ms</w:t>
             </w:r>
           </w:p>
         </w:tc>
@@ -13540,7 +14344,21 @@
               <w:rPr>
                 <w:spacing w:val="-2"/>
               </w:rPr>
-              <w:t>/categories/{id}/items</w:t>
+              <w:t>/</w:t>
+            </w:r>
+            <w:proofErr w:type="spellStart"/>
+            <w:r>
+              <w:rPr>
+                <w:spacing w:val="-2"/>
+              </w:rPr>
+              <w:t>categories</w:t>
+            </w:r>
+            <w:proofErr w:type="spellEnd"/>
+            <w:r>
+              <w:rPr>
+                <w:spacing w:val="-2"/>
+              </w:rPr>
+              <w:t>/{id}/items</w:t>
             </w:r>
           </w:p>
         </w:tc>
@@ -14029,7 +14847,25 @@
                 <w:sz w:val="16"/>
                 <w:szCs w:val="16"/>
               </w:rPr>
-              <w:t>Utilisation du JOIN FETCH dans le repository (findByCategoryIdJoinFetch)</w:t>
+              <w:t>Utilisation du JOIN FETCH dans le repository (</w:t>
+            </w:r>
+            <w:proofErr w:type="spellStart"/>
+            <w:r>
+              <w:rPr>
+                <w:rFonts w:ascii="Times New Roman"/>
+                <w:sz w:val="16"/>
+                <w:szCs w:val="16"/>
+              </w:rPr>
+              <w:t>findByCategoryIdJoinFetch</w:t>
+            </w:r>
+            <w:proofErr w:type="spellEnd"/>
+            <w:r>
+              <w:rPr>
+                <w:rFonts w:ascii="Times New Roman"/>
+                <w:sz w:val="16"/>
+                <w:szCs w:val="16"/>
+              </w:rPr>
+              <w:t>)</w:t>
             </w:r>
             <w:r>
               <w:rPr>
@@ -14201,39 +15037,32 @@
                 <w:rFonts w:ascii="Arial" w:hAnsi="Arial" w:cs="Arial"/>
                 <w:color w:val="1B1C1D"/>
               </w:rPr>
-              <w:t xml:space="preserve"> </w:t>
+              <w:t xml:space="preserve"> ms</w:t>
+            </w:r>
+          </w:p>
+        </w:tc>
+        <w:tc>
+          <w:tcPr>
+            <w:tcW w:w="1080" w:type="dxa"/>
+          </w:tcPr>
+          <w:p>
+            <w:pPr>
+              <w:pStyle w:val="TableParagraph"/>
+              <w:rPr>
+                <w:rFonts w:ascii="Times New Roman"/>
+              </w:rPr>
+            </w:pPr>
+            <w:r>
+              <w:rPr>
+                <w:rFonts w:ascii="Times New Roman"/>
+              </w:rPr>
+              <w:t xml:space="preserve"> 0</w:t>
             </w:r>
             <w:r>
               <w:rPr>
                 <w:rFonts w:ascii="Arial" w:hAnsi="Arial" w:cs="Arial"/>
                 <w:color w:val="1B1C1D"/>
               </w:rPr>
-              <w:t>ms</w:t>
-            </w:r>
-          </w:p>
-        </w:tc>
-        <w:tc>
-          <w:tcPr>
-            <w:tcW w:w="1080" w:type="dxa"/>
-          </w:tcPr>
-          <w:p>
-            <w:pPr>
-              <w:pStyle w:val="TableParagraph"/>
-              <w:rPr>
-                <w:rFonts w:ascii="Times New Roman"/>
-              </w:rPr>
-            </w:pPr>
-            <w:r>
-              <w:rPr>
-                <w:rFonts w:ascii="Times New Roman"/>
-              </w:rPr>
-              <w:t xml:space="preserve"> 0</w:t>
-            </w:r>
-            <w:r>
-              <w:rPr>
-                <w:rFonts w:ascii="Arial" w:hAnsi="Arial" w:cs="Arial"/>
-                <w:color w:val="1B1C1D"/>
-              </w:rPr>
               <w:t>%</w:t>
             </w:r>
           </w:p>
@@ -14255,7 +15084,43 @@
                 <w:sz w:val="16"/>
                 <w:szCs w:val="16"/>
               </w:rPr>
-              <w:t>Chargement lazy via endpoint Spring Data REST, pas de projection, pagination HAL, s</w:t>
+              <w:t xml:space="preserve">Chargement </w:t>
+            </w:r>
+            <w:proofErr w:type="spellStart"/>
+            <w:r>
+              <w:rPr>
+                <w:rFonts w:ascii="Times New Roman"/>
+                <w:sz w:val="16"/>
+                <w:szCs w:val="16"/>
+              </w:rPr>
+              <w:t>lazy</w:t>
+            </w:r>
+            <w:proofErr w:type="spellEnd"/>
+            <w:r>
+              <w:rPr>
+                <w:rFonts w:ascii="Times New Roman"/>
+                <w:sz w:val="16"/>
+                <w:szCs w:val="16"/>
+              </w:rPr>
+              <w:t xml:space="preserve"> via </w:t>
+            </w:r>
+            <w:proofErr w:type="spellStart"/>
+            <w:r>
+              <w:rPr>
+                <w:rFonts w:ascii="Times New Roman"/>
+                <w:sz w:val="16"/>
+                <w:szCs w:val="16"/>
+              </w:rPr>
+              <w:t>endpoint</w:t>
+            </w:r>
+            <w:proofErr w:type="spellEnd"/>
+            <w:r>
+              <w:rPr>
+                <w:rFonts w:ascii="Times New Roman"/>
+                <w:sz w:val="16"/>
+                <w:szCs w:val="16"/>
+              </w:rPr>
+              <w:t xml:space="preserve"> Spring Data REST, pas de projection, pagination HAL, s</w:t>
             </w:r>
             <w:r>
               <w:rPr>
@@ -14353,12 +15218,14 @@
         </w:rPr>
         <w:t xml:space="preserve"> </w:t>
       </w:r>
+      <w:proofErr w:type="spellStart"/>
       <w:r>
         <w:rPr>
           <w:b/>
         </w:rPr>
         <w:t>endpoint</w:t>
       </w:r>
+      <w:proofErr w:type="spellEnd"/>
       <w:r>
         <w:rPr>
           <w:b/>
@@ -14540,12 +15407,14 @@
                 <w:b/>
               </w:rPr>
             </w:pPr>
+            <w:proofErr w:type="spellStart"/>
             <w:r>
               <w:rPr>
                 <w:b/>
               </w:rPr>
               <w:t>Err</w:t>
             </w:r>
+            <w:proofErr w:type="spellEnd"/>
             <w:r>
               <w:rPr>
                 <w:b/>
@@ -14707,10 +15576,217 @@
           <w:p>
             <w:pPr>
               <w:pStyle w:val="TableParagraph"/>
-              <w:rPr>
-                <w:rFonts w:ascii="Times New Roman"/>
-              </w:rPr>
-            </w:pPr>
+              <w:ind w:firstLine="720"/>
+              <w:rPr>
+                <w:rFonts w:ascii="Times New Roman"/>
+                <w:sz w:val="16"/>
+                <w:szCs w:val="16"/>
+              </w:rPr>
+            </w:pPr>
+            <w:r>
+              <w:rPr>
+                <w:rFonts w:ascii="Times New Roman"/>
+                <w:sz w:val="16"/>
+                <w:szCs w:val="16"/>
+              </w:rPr>
+              <w:t>Tr</w:t>
+            </w:r>
+            <w:r>
+              <w:rPr>
+                <w:rFonts w:ascii="Times New Roman"/>
+                <w:sz w:val="16"/>
+                <w:szCs w:val="16"/>
+              </w:rPr>
+              <w:t>è</w:t>
+            </w:r>
+            <w:r>
+              <w:rPr>
+                <w:rFonts w:ascii="Times New Roman"/>
+                <w:sz w:val="16"/>
+                <w:szCs w:val="16"/>
+              </w:rPr>
+              <w:t xml:space="preserve">s lent (p95 </w:t>
+            </w:r>
+            <w:r>
+              <w:rPr>
+                <w:rFonts w:ascii="Times New Roman"/>
+                <w:sz w:val="16"/>
+                <w:szCs w:val="16"/>
+              </w:rPr>
+              <w:t>≈</w:t>
+            </w:r>
+            <w:r>
+              <w:rPr>
+                <w:rFonts w:ascii="Times New Roman"/>
+                <w:sz w:val="16"/>
+                <w:szCs w:val="16"/>
+              </w:rPr>
+              <w:t xml:space="preserve"> 2.2 s) mais stable. Pas de JOIN FETCH ni projection </w:t>
+            </w:r>
+            <w:r>
+              <w:rPr>
+                <w:rFonts w:ascii="Times New Roman"/>
+                <w:sz w:val="16"/>
+                <w:szCs w:val="16"/>
+              </w:rPr>
+              <w:t>→</w:t>
+            </w:r>
+            <w:r>
+              <w:rPr>
+                <w:rFonts w:ascii="Times New Roman"/>
+                <w:sz w:val="16"/>
+                <w:szCs w:val="16"/>
+              </w:rPr>
+              <w:t xml:space="preserve"> </w:t>
+            </w:r>
+            <w:r>
+              <w:rPr>
+                <w:rFonts w:ascii="Times New Roman"/>
+                <w:b/>
+                <w:bCs/>
+                <w:sz w:val="16"/>
+                <w:szCs w:val="16"/>
+              </w:rPr>
+              <w:t>N+1 probable</w:t>
+            </w:r>
+            <w:r>
+              <w:rPr>
+                <w:rFonts w:ascii="Times New Roman"/>
+                <w:sz w:val="16"/>
+                <w:szCs w:val="16"/>
+              </w:rPr>
+              <w:t xml:space="preserve"> (</w:t>
+            </w:r>
+            <w:proofErr w:type="spellStart"/>
+            <w:r>
+              <w:rPr>
+                <w:rFonts w:ascii="Times New Roman"/>
+                <w:sz w:val="16"/>
+                <w:szCs w:val="16"/>
+              </w:rPr>
+              <w:t>items</w:t>
+            </w:r>
+            <w:r>
+              <w:rPr>
+                <w:rFonts w:ascii="Times New Roman"/>
+                <w:sz w:val="16"/>
+                <w:szCs w:val="16"/>
+              </w:rPr>
+              <w:t>→</w:t>
+            </w:r>
+            <w:r>
+              <w:rPr>
+                <w:rFonts w:ascii="Times New Roman"/>
+                <w:sz w:val="16"/>
+                <w:szCs w:val="16"/>
+              </w:rPr>
+              <w:t>category</w:t>
+            </w:r>
+            <w:proofErr w:type="spellEnd"/>
+            <w:r>
+              <w:rPr>
+                <w:rFonts w:ascii="Times New Roman"/>
+                <w:sz w:val="16"/>
+                <w:szCs w:val="16"/>
+              </w:rPr>
+              <w:t>). Pagination c</w:t>
+            </w:r>
+            <w:r>
+              <w:rPr>
+                <w:rFonts w:ascii="Times New Roman"/>
+                <w:sz w:val="16"/>
+                <w:szCs w:val="16"/>
+              </w:rPr>
+              <w:t>ô</w:t>
+            </w:r>
+            <w:r>
+              <w:rPr>
+                <w:rFonts w:ascii="Times New Roman"/>
+                <w:sz w:val="16"/>
+                <w:szCs w:val="16"/>
+              </w:rPr>
+              <w:t>t</w:t>
+            </w:r>
+            <w:r>
+              <w:rPr>
+                <w:rFonts w:ascii="Times New Roman"/>
+                <w:sz w:val="16"/>
+                <w:szCs w:val="16"/>
+              </w:rPr>
+              <w:t>é</w:t>
+            </w:r>
+            <w:r>
+              <w:rPr>
+                <w:rFonts w:ascii="Times New Roman"/>
+                <w:sz w:val="16"/>
+                <w:szCs w:val="16"/>
+              </w:rPr>
+              <w:t xml:space="preserve"> service + pool threads par d</w:t>
+            </w:r>
+            <w:r>
+              <w:rPr>
+                <w:rFonts w:ascii="Times New Roman"/>
+                <w:sz w:val="16"/>
+                <w:szCs w:val="16"/>
+              </w:rPr>
+              <w:t>é</w:t>
+            </w:r>
+            <w:r>
+              <w:rPr>
+                <w:rFonts w:ascii="Times New Roman"/>
+                <w:sz w:val="16"/>
+                <w:szCs w:val="16"/>
+              </w:rPr>
+              <w:t xml:space="preserve">faut de Jersey </w:t>
+            </w:r>
+            <w:r>
+              <w:rPr>
+                <w:rFonts w:ascii="Cambria Math" w:hAnsi="Cambria Math" w:cs="Cambria Math"/>
+                <w:sz w:val="16"/>
+                <w:szCs w:val="16"/>
+              </w:rPr>
+              <w:t>⇒</w:t>
+            </w:r>
+            <w:r>
+              <w:rPr>
+                <w:rFonts w:ascii="Times New Roman"/>
+                <w:sz w:val="16"/>
+                <w:szCs w:val="16"/>
+              </w:rPr>
+              <w:t xml:space="preserve"> latence </w:t>
+            </w:r>
+            <w:r>
+              <w:rPr>
+                <w:rFonts w:ascii="Times New Roman"/>
+                <w:sz w:val="16"/>
+                <w:szCs w:val="16"/>
+              </w:rPr>
+              <w:t>é</w:t>
+            </w:r>
+            <w:r>
+              <w:rPr>
+                <w:rFonts w:ascii="Times New Roman"/>
+                <w:sz w:val="16"/>
+                <w:szCs w:val="16"/>
+              </w:rPr>
+              <w:t>lev</w:t>
+            </w:r>
+            <w:r>
+              <w:rPr>
+                <w:rFonts w:ascii="Times New Roman"/>
+                <w:sz w:val="16"/>
+                <w:szCs w:val="16"/>
+              </w:rPr>
+              <w:t>é</w:t>
+            </w:r>
+            <w:r>
+              <w:rPr>
+                <w:rFonts w:ascii="Times New Roman"/>
+                <w:sz w:val="16"/>
+                <w:szCs w:val="16"/>
+              </w:rPr>
+              <w:t>e.</w:t>
+            </w:r>
           </w:p>
         </w:tc>
       </w:tr>
@@ -15219,8 +16295,188 @@
               <w:pStyle w:val="TableParagraph"/>
               <w:rPr>
                 <w:rFonts w:ascii="Times New Roman"/>
-              </w:rPr>
-            </w:pPr>
+                <w:sz w:val="16"/>
+                <w:szCs w:val="16"/>
+              </w:rPr>
+            </w:pPr>
+            <w:r>
+              <w:rPr>
+                <w:rFonts w:ascii="Times New Roman"/>
+                <w:sz w:val="16"/>
+                <w:szCs w:val="16"/>
+              </w:rPr>
+              <w:t>Cr</w:t>
+            </w:r>
+            <w:r>
+              <w:rPr>
+                <w:rFonts w:ascii="Times New Roman"/>
+                <w:sz w:val="16"/>
+                <w:szCs w:val="16"/>
+              </w:rPr>
+              <w:t>é</w:t>
+            </w:r>
+            <w:r>
+              <w:rPr>
+                <w:rFonts w:ascii="Times New Roman"/>
+                <w:sz w:val="16"/>
+                <w:szCs w:val="16"/>
+              </w:rPr>
+              <w:t xml:space="preserve">ation </w:t>
+            </w:r>
+            <w:r>
+              <w:rPr>
+                <w:rFonts w:ascii="Times New Roman"/>
+                <w:b/>
+                <w:bCs/>
+                <w:sz w:val="16"/>
+                <w:szCs w:val="16"/>
+              </w:rPr>
+              <w:t>stable mais lente</w:t>
+            </w:r>
+            <w:r>
+              <w:rPr>
+                <w:rFonts w:ascii="Times New Roman"/>
+                <w:sz w:val="16"/>
+                <w:szCs w:val="16"/>
+              </w:rPr>
+              <w:t xml:space="preserve">. Validation Bean + </w:t>
+            </w:r>
+            <w:proofErr w:type="spellStart"/>
+            <w:r>
+              <w:rPr>
+                <w:rFonts w:ascii="Times New Roman"/>
+                <w:sz w:val="16"/>
+                <w:szCs w:val="16"/>
+              </w:rPr>
+              <w:t>lookup</w:t>
+            </w:r>
+            <w:proofErr w:type="spellEnd"/>
+            <w:r>
+              <w:rPr>
+                <w:rFonts w:ascii="Times New Roman"/>
+                <w:sz w:val="16"/>
+                <w:szCs w:val="16"/>
+              </w:rPr>
+              <w:t xml:space="preserve"> de la </w:t>
+            </w:r>
+            <w:r>
+              <w:rPr>
+                <w:rFonts w:ascii="Times New Roman"/>
+                <w:b/>
+                <w:bCs/>
+                <w:sz w:val="16"/>
+                <w:szCs w:val="16"/>
+              </w:rPr>
+              <w:t>FK category</w:t>
+            </w:r>
+            <w:r>
+              <w:rPr>
+                <w:rFonts w:ascii="Times New Roman"/>
+                <w:sz w:val="16"/>
+                <w:szCs w:val="16"/>
+              </w:rPr>
+              <w:t xml:space="preserve"> + flush/g</w:t>
+            </w:r>
+            <w:r>
+              <w:rPr>
+                <w:rFonts w:ascii="Times New Roman"/>
+                <w:sz w:val="16"/>
+                <w:szCs w:val="16"/>
+              </w:rPr>
+              <w:t>é</w:t>
+            </w:r>
+            <w:r>
+              <w:rPr>
+                <w:rFonts w:ascii="Times New Roman"/>
+                <w:sz w:val="16"/>
+                <w:szCs w:val="16"/>
+              </w:rPr>
+              <w:t>n</w:t>
+            </w:r>
+            <w:r>
+              <w:rPr>
+                <w:rFonts w:ascii="Times New Roman"/>
+                <w:sz w:val="16"/>
+                <w:szCs w:val="16"/>
+              </w:rPr>
+              <w:t>é</w:t>
+            </w:r>
+            <w:r>
+              <w:rPr>
+                <w:rFonts w:ascii="Times New Roman"/>
+                <w:sz w:val="16"/>
+                <w:szCs w:val="16"/>
+              </w:rPr>
+              <w:t>ration d</w:t>
+            </w:r>
+            <w:r>
+              <w:rPr>
+                <w:rFonts w:ascii="Times New Roman"/>
+                <w:sz w:val="16"/>
+                <w:szCs w:val="16"/>
+              </w:rPr>
+              <w:t>’</w:t>
+            </w:r>
+            <w:r>
+              <w:rPr>
+                <w:rFonts w:ascii="Times New Roman"/>
+                <w:sz w:val="16"/>
+                <w:szCs w:val="16"/>
+              </w:rPr>
+              <w:t>ID (</w:t>
+            </w:r>
+            <w:r>
+              <w:rPr>
+                <w:rFonts w:ascii="Times New Roman"/>
+                <w:b/>
+                <w:bCs/>
+                <w:sz w:val="16"/>
+                <w:szCs w:val="16"/>
+              </w:rPr>
+              <w:t>IDENTITY</w:t>
+            </w:r>
+            <w:r>
+              <w:rPr>
+                <w:rFonts w:ascii="Times New Roman"/>
+                <w:sz w:val="16"/>
+                <w:szCs w:val="16"/>
+              </w:rPr>
+              <w:t xml:space="preserve">) </w:t>
+            </w:r>
+            <w:r>
+              <w:rPr>
+                <w:rFonts w:ascii="Cambria Math" w:hAnsi="Cambria Math" w:cs="Cambria Math"/>
+                <w:sz w:val="16"/>
+                <w:szCs w:val="16"/>
+              </w:rPr>
+              <w:t>⇒</w:t>
+            </w:r>
+            <w:r>
+              <w:rPr>
+                <w:rFonts w:ascii="Times New Roman"/>
+                <w:sz w:val="16"/>
+                <w:szCs w:val="16"/>
+              </w:rPr>
+              <w:t xml:space="preserve"> plusieurs allers-retours DB. </w:t>
+            </w:r>
+            <w:r>
+              <w:rPr>
+                <w:rFonts w:ascii="Times New Roman"/>
+                <w:b/>
+                <w:bCs/>
+                <w:sz w:val="16"/>
+                <w:szCs w:val="16"/>
+              </w:rPr>
+              <w:t>Pas de batch</w:t>
+            </w:r>
+            <w:r>
+              <w:rPr>
+                <w:rFonts w:ascii="Times New Roman"/>
+                <w:sz w:val="16"/>
+                <w:szCs w:val="16"/>
+              </w:rPr>
+              <w:t>.</w:t>
+            </w:r>
           </w:p>
         </w:tc>
       </w:tr>
@@ -15405,8 +16661,18 @@
                 <w:sz w:val="16"/>
                 <w:szCs w:val="16"/>
               </w:rPr>
-              <w:t>Item lifecycle</w:t>
-            </w:r>
+              <w:t xml:space="preserve">Item </w:t>
+            </w:r>
+            <w:proofErr w:type="spellStart"/>
+            <w:r>
+              <w:rPr>
+                <w:rFonts w:ascii="Times New Roman"/>
+                <w:sz w:val="16"/>
+                <w:szCs w:val="16"/>
+              </w:rPr>
+              <w:t>lifecycle</w:t>
+            </w:r>
+            <w:proofErr w:type="spellEnd"/>
             <w:r>
               <w:rPr>
                 <w:rFonts w:ascii="Times New Roman"/>
@@ -15862,6 +17128,171 @@
               <w:pStyle w:val="TableParagraph"/>
               <w:rPr>
                 <w:rFonts w:ascii="Times New Roman"/>
+                <w:sz w:val="16"/>
+                <w:szCs w:val="16"/>
+                <w:lang w:val="fr-MA"/>
+              </w:rPr>
+            </w:pPr>
+            <w:r>
+              <w:rPr>
+                <w:rFonts w:ascii="Times New Roman"/>
+                <w:b/>
+                <w:bCs/>
+                <w:sz w:val="16"/>
+                <w:szCs w:val="16"/>
+                <w:lang w:val="fr-MA"/>
+              </w:rPr>
+              <w:t>PUT /items/{id} (A)</w:t>
+            </w:r>
+          </w:p>
+          <w:p>
+            <w:pPr>
+              <w:pStyle w:val="TableParagraph"/>
+              <w:rPr>
+                <w:rFonts w:ascii="Times New Roman"/>
+                <w:sz w:val="16"/>
+                <w:szCs w:val="16"/>
+                <w:lang w:val="fr-MA"/>
+              </w:rPr>
+            </w:pPr>
+            <w:r>
+              <w:rPr>
+                <w:rFonts w:ascii="Times New Roman"/>
+                <w:b/>
+                <w:bCs/>
+                <w:sz w:val="16"/>
+                <w:szCs w:val="16"/>
+                <w:lang w:val="fr-MA"/>
+              </w:rPr>
+              <w:t>Tr</w:t>
+            </w:r>
+            <w:r>
+              <w:rPr>
+                <w:rFonts w:ascii="Times New Roman"/>
+                <w:b/>
+                <w:bCs/>
+                <w:sz w:val="16"/>
+                <w:szCs w:val="16"/>
+                <w:lang w:val="fr-MA"/>
+              </w:rPr>
+              <w:t>è</w:t>
+            </w:r>
+            <w:r>
+              <w:rPr>
+                <w:rFonts w:ascii="Times New Roman"/>
+                <w:b/>
+                <w:bCs/>
+                <w:sz w:val="16"/>
+                <w:szCs w:val="16"/>
+                <w:lang w:val="fr-MA"/>
+              </w:rPr>
+              <w:t>s lent</w:t>
+            </w:r>
+            <w:r>
+              <w:rPr>
+                <w:rFonts w:ascii="Times New Roman"/>
+                <w:sz w:val="16"/>
+                <w:szCs w:val="16"/>
+                <w:lang w:val="fr-MA"/>
+              </w:rPr>
+              <w:t xml:space="preserve">. Pattern merge </w:t>
+            </w:r>
+            <w:r>
+              <w:rPr>
+                <w:rFonts w:ascii="Times New Roman"/>
+                <w:sz w:val="16"/>
+                <w:szCs w:val="16"/>
+                <w:lang w:val="fr-MA"/>
+              </w:rPr>
+              <w:lastRenderedPageBreak/>
+              <w:t xml:space="preserve">complet avec </w:t>
+            </w:r>
+            <w:r>
+              <w:rPr>
+                <w:rFonts w:ascii="Times New Roman"/>
+                <w:b/>
+                <w:bCs/>
+                <w:sz w:val="16"/>
+                <w:szCs w:val="16"/>
+                <w:lang w:val="fr-MA"/>
+              </w:rPr>
+              <w:t>select pr</w:t>
+            </w:r>
+            <w:r>
+              <w:rPr>
+                <w:rFonts w:ascii="Times New Roman"/>
+                <w:b/>
+                <w:bCs/>
+                <w:sz w:val="16"/>
+                <w:szCs w:val="16"/>
+                <w:lang w:val="fr-MA"/>
+              </w:rPr>
+              <w:t>é</w:t>
+            </w:r>
+            <w:r>
+              <w:rPr>
+                <w:rFonts w:ascii="Times New Roman"/>
+                <w:b/>
+                <w:bCs/>
+                <w:sz w:val="16"/>
+                <w:szCs w:val="16"/>
+                <w:lang w:val="fr-MA"/>
+              </w:rPr>
+              <w:t>alable</w:t>
+            </w:r>
+            <w:r>
+              <w:rPr>
+                <w:rFonts w:ascii="Times New Roman"/>
+                <w:sz w:val="16"/>
+                <w:szCs w:val="16"/>
+                <w:lang w:val="fr-MA"/>
+              </w:rPr>
+              <w:t xml:space="preserve"> (</w:t>
+            </w:r>
+            <w:proofErr w:type="spellStart"/>
+            <w:r>
+              <w:rPr>
+                <w:rFonts w:ascii="Times New Roman"/>
+                <w:sz w:val="16"/>
+                <w:szCs w:val="16"/>
+                <w:lang w:val="fr-MA"/>
+              </w:rPr>
+              <w:t>select+update</w:t>
+            </w:r>
+            <w:proofErr w:type="spellEnd"/>
+            <w:r>
+              <w:rPr>
+                <w:rFonts w:ascii="Times New Roman"/>
+                <w:sz w:val="16"/>
+                <w:szCs w:val="16"/>
+                <w:lang w:val="fr-MA"/>
+              </w:rPr>
+              <w:t>), pas d</w:t>
+            </w:r>
+            <w:r>
+              <w:rPr>
+                <w:rFonts w:ascii="Times New Roman"/>
+                <w:sz w:val="16"/>
+                <w:szCs w:val="16"/>
+                <w:lang w:val="fr-MA"/>
+              </w:rPr>
+              <w:t>’</w:t>
+            </w:r>
+            <w:r>
+              <w:rPr>
+                <w:rFonts w:ascii="Times New Roman"/>
+                <w:sz w:val="16"/>
+                <w:szCs w:val="16"/>
+                <w:lang w:val="fr-MA"/>
+              </w:rPr>
+              <w:t>update partiel (PATCH). Dirty checking + validation/cascade augmentent la latence.</w:t>
+            </w:r>
+          </w:p>
+          <w:p>
+            <w:pPr>
+              <w:pStyle w:val="TableParagraph"/>
+              <w:rPr>
+                <w:rFonts w:ascii="Times New Roman"/>
               </w:rPr>
             </w:pPr>
           </w:p>
@@ -16381,8 +17812,92 @@
               <w:pStyle w:val="TableParagraph"/>
               <w:rPr>
                 <w:rFonts w:ascii="Times New Roman"/>
-              </w:rPr>
-            </w:pPr>
+                <w:sz w:val="16"/>
+                <w:szCs w:val="16"/>
+              </w:rPr>
+            </w:pPr>
+            <w:r>
+              <w:rPr>
+                <w:rFonts w:ascii="Times New Roman"/>
+                <w:sz w:val="16"/>
+                <w:szCs w:val="16"/>
+              </w:rPr>
+              <w:t xml:space="preserve">Suppression </w:t>
+            </w:r>
+            <w:r>
+              <w:rPr>
+                <w:rFonts w:ascii="Times New Roman"/>
+                <w:b/>
+                <w:bCs/>
+                <w:sz w:val="16"/>
+                <w:szCs w:val="16"/>
+              </w:rPr>
+              <w:t>stable mais lente</w:t>
+            </w:r>
+            <w:r>
+              <w:rPr>
+                <w:rFonts w:ascii="Times New Roman"/>
+                <w:sz w:val="16"/>
+                <w:szCs w:val="16"/>
+              </w:rPr>
+              <w:t xml:space="preserve">. </w:t>
+            </w:r>
+            <w:r>
+              <w:rPr>
+                <w:rFonts w:ascii="Times New Roman"/>
+                <w:b/>
+                <w:bCs/>
+                <w:sz w:val="16"/>
+                <w:szCs w:val="16"/>
+              </w:rPr>
+              <w:t>select-</w:t>
+            </w:r>
+            <w:proofErr w:type="spellStart"/>
+            <w:r>
+              <w:rPr>
+                <w:rFonts w:ascii="Times New Roman"/>
+                <w:b/>
+                <w:bCs/>
+                <w:sz w:val="16"/>
+                <w:szCs w:val="16"/>
+              </w:rPr>
+              <w:t>before</w:t>
+            </w:r>
+            <w:proofErr w:type="spellEnd"/>
+            <w:r>
+              <w:rPr>
+                <w:rFonts w:ascii="Times New Roman"/>
+                <w:b/>
+                <w:bCs/>
+                <w:sz w:val="16"/>
+                <w:szCs w:val="16"/>
+              </w:rPr>
+              <w:t>-delete</w:t>
+            </w:r>
+            <w:r>
+              <w:rPr>
+                <w:rFonts w:ascii="Times New Roman"/>
+                <w:sz w:val="16"/>
+                <w:szCs w:val="16"/>
+              </w:rPr>
+              <w:t xml:space="preserve"> + contraintes FK ; flush/commit synchrone rallongent le temps de r</w:t>
+            </w:r>
+            <w:r>
+              <w:rPr>
+                <w:rFonts w:ascii="Times New Roman"/>
+                <w:sz w:val="16"/>
+                <w:szCs w:val="16"/>
+              </w:rPr>
+              <w:t>é</w:t>
+            </w:r>
+            <w:r>
+              <w:rPr>
+                <w:rFonts w:ascii="Times New Roman"/>
+                <w:sz w:val="16"/>
+                <w:szCs w:val="16"/>
+              </w:rPr>
+              <w:t>ponse.</w:t>
+            </w:r>
           </w:p>
         </w:tc>
       </w:tr>
@@ -16684,7 +18199,27 @@
                 <w:szCs w:val="16"/>
                 <w:lang w:val="fr-MA"/>
               </w:rPr>
-              <w:t>Stable, suppression rapide ; endpoints REST HAL bien optimis</w:t>
+              <w:t xml:space="preserve">Stable, suppression rapide ; </w:t>
+            </w:r>
+            <w:proofErr w:type="spellStart"/>
+            <w:r>
+              <w:rPr>
+                <w:rFonts w:ascii="Times New Roman"/>
+                <w:sz w:val="16"/>
+                <w:szCs w:val="16"/>
+                <w:lang w:val="fr-MA"/>
+              </w:rPr>
+              <w:t>endpoints</w:t>
+            </w:r>
+            <w:proofErr w:type="spellEnd"/>
+            <w:r>
+              <w:rPr>
+                <w:rFonts w:ascii="Times New Roman"/>
+                <w:sz w:val="16"/>
+                <w:szCs w:val="16"/>
+                <w:lang w:val="fr-MA"/>
+              </w:rPr>
+              <w:t xml:space="preserve"> REST HAL bien optimis</w:t>
             </w:r>
             <w:r>
               <w:rPr>
@@ -16729,8 +18264,16 @@
               <w:rPr>
                 <w:spacing w:val="-2"/>
               </w:rPr>
-              <w:t xml:space="preserve"> /categories</w:t>
-            </w:r>
+              <w:t xml:space="preserve"> /</w:t>
+            </w:r>
+            <w:proofErr w:type="spellStart"/>
+            <w:r>
+              <w:rPr>
+                <w:spacing w:val="-2"/>
+              </w:rPr>
+              <w:t>categories</w:t>
+            </w:r>
+            <w:proofErr w:type="spellEnd"/>
           </w:p>
         </w:tc>
         <w:tc>
@@ -16823,8 +18366,166 @@
               <w:pStyle w:val="TableParagraph"/>
               <w:rPr>
                 <w:rFonts w:ascii="Times New Roman"/>
-              </w:rPr>
-            </w:pPr>
+                <w:sz w:val="16"/>
+                <w:szCs w:val="16"/>
+              </w:rPr>
+            </w:pPr>
+            <w:r>
+              <w:rPr>
+                <w:rFonts w:ascii="Times New Roman"/>
+                <w:sz w:val="16"/>
+                <w:szCs w:val="16"/>
+              </w:rPr>
+              <w:t xml:space="preserve">Lecture </w:t>
+            </w:r>
+            <w:r>
+              <w:rPr>
+                <w:rFonts w:ascii="Times New Roman"/>
+                <w:b/>
+                <w:bCs/>
+                <w:sz w:val="16"/>
+                <w:szCs w:val="16"/>
+              </w:rPr>
+              <w:t>stable mais lente</w:t>
+            </w:r>
+            <w:r>
+              <w:rPr>
+                <w:rFonts w:ascii="Times New Roman"/>
+                <w:sz w:val="16"/>
+                <w:szCs w:val="16"/>
+              </w:rPr>
+              <w:t>. Pas de projection/DTO (s</w:t>
+            </w:r>
+            <w:r>
+              <w:rPr>
+                <w:rFonts w:ascii="Times New Roman"/>
+                <w:sz w:val="16"/>
+                <w:szCs w:val="16"/>
+              </w:rPr>
+              <w:t>é</w:t>
+            </w:r>
+            <w:r>
+              <w:rPr>
+                <w:rFonts w:ascii="Times New Roman"/>
+                <w:sz w:val="16"/>
+                <w:szCs w:val="16"/>
+              </w:rPr>
+              <w:t>rialisation compl</w:t>
+            </w:r>
+            <w:r>
+              <w:rPr>
+                <w:rFonts w:ascii="Times New Roman"/>
+                <w:sz w:val="16"/>
+                <w:szCs w:val="16"/>
+              </w:rPr>
+              <w:t>è</w:t>
+            </w:r>
+            <w:r>
+              <w:rPr>
+                <w:rFonts w:ascii="Times New Roman"/>
+                <w:sz w:val="16"/>
+                <w:szCs w:val="16"/>
+              </w:rPr>
+              <w:t xml:space="preserve">te), </w:t>
+            </w:r>
+            <w:r>
+              <w:rPr>
+                <w:rFonts w:ascii="Times New Roman"/>
+                <w:b/>
+                <w:bCs/>
+                <w:sz w:val="16"/>
+                <w:szCs w:val="16"/>
+              </w:rPr>
+              <w:t>pas de cache</w:t>
+            </w:r>
+            <w:r>
+              <w:rPr>
+                <w:rFonts w:ascii="Times New Roman"/>
+                <w:sz w:val="16"/>
+                <w:szCs w:val="16"/>
+              </w:rPr>
+              <w:t>, pagination c</w:t>
+            </w:r>
+            <w:r>
+              <w:rPr>
+                <w:rFonts w:ascii="Times New Roman"/>
+                <w:sz w:val="16"/>
+                <w:szCs w:val="16"/>
+              </w:rPr>
+              <w:t>ô</w:t>
+            </w:r>
+            <w:r>
+              <w:rPr>
+                <w:rFonts w:ascii="Times New Roman"/>
+                <w:sz w:val="16"/>
+                <w:szCs w:val="16"/>
+              </w:rPr>
+              <w:t>t</w:t>
+            </w:r>
+            <w:r>
+              <w:rPr>
+                <w:rFonts w:ascii="Times New Roman"/>
+                <w:sz w:val="16"/>
+                <w:szCs w:val="16"/>
+              </w:rPr>
+              <w:t>é</w:t>
+            </w:r>
+            <w:r>
+              <w:rPr>
+                <w:rFonts w:ascii="Times New Roman"/>
+                <w:sz w:val="16"/>
+                <w:szCs w:val="16"/>
+              </w:rPr>
+              <w:t xml:space="preserve"> service. Indices peu exploit</w:t>
+            </w:r>
+            <w:r>
+              <w:rPr>
+                <w:rFonts w:ascii="Times New Roman"/>
+                <w:sz w:val="16"/>
+                <w:szCs w:val="16"/>
+              </w:rPr>
+              <w:t>é</w:t>
+            </w:r>
+            <w:r>
+              <w:rPr>
+                <w:rFonts w:ascii="Times New Roman"/>
+                <w:sz w:val="16"/>
+                <w:szCs w:val="16"/>
+              </w:rPr>
+              <w:t xml:space="preserve">s </w:t>
+            </w:r>
+            <w:r>
+              <w:rPr>
+                <w:rFonts w:ascii="Cambria Math" w:hAnsi="Cambria Math" w:cs="Cambria Math"/>
+                <w:sz w:val="16"/>
+                <w:szCs w:val="16"/>
+              </w:rPr>
+              <w:t>⇒</w:t>
+            </w:r>
+            <w:r>
+              <w:rPr>
+                <w:rFonts w:ascii="Times New Roman"/>
+                <w:sz w:val="16"/>
+                <w:szCs w:val="16"/>
+              </w:rPr>
+              <w:t xml:space="preserve"> temps DB non n</w:t>
+            </w:r>
+            <w:r>
+              <w:rPr>
+                <w:rFonts w:ascii="Times New Roman"/>
+                <w:sz w:val="16"/>
+                <w:szCs w:val="16"/>
+              </w:rPr>
+              <w:t>é</w:t>
+            </w:r>
+            <w:r>
+              <w:rPr>
+                <w:rFonts w:ascii="Times New Roman"/>
+                <w:sz w:val="16"/>
+                <w:szCs w:val="16"/>
+              </w:rPr>
+              <w:t>gligeable.</w:t>
+            </w:r>
           </w:p>
         </w:tc>
       </w:tr>
@@ -17336,8 +19037,16 @@
               <w:rPr>
                 <w:spacing w:val="-2"/>
               </w:rPr>
-              <w:t>/categories</w:t>
-            </w:r>
+              <w:t>/</w:t>
+            </w:r>
+            <w:proofErr w:type="spellStart"/>
+            <w:r>
+              <w:rPr>
+                <w:spacing w:val="-2"/>
+              </w:rPr>
+              <w:t>categories</w:t>
+            </w:r>
+            <w:proofErr w:type="spellEnd"/>
           </w:p>
         </w:tc>
         <w:tc>
@@ -17430,8 +19139,102 @@
               <w:pStyle w:val="TableParagraph"/>
               <w:rPr>
                 <w:rFonts w:ascii="Times New Roman"/>
-              </w:rPr>
-            </w:pPr>
+                <w:sz w:val="16"/>
+                <w:szCs w:val="16"/>
+              </w:rPr>
+            </w:pPr>
+            <w:r>
+              <w:rPr>
+                <w:rFonts w:ascii="Times New Roman"/>
+                <w:sz w:val="16"/>
+                <w:szCs w:val="16"/>
+              </w:rPr>
+              <w:t xml:space="preserve">Insertion </w:t>
+            </w:r>
+            <w:r>
+              <w:rPr>
+                <w:rFonts w:ascii="Times New Roman"/>
+                <w:b/>
+                <w:bCs/>
+                <w:sz w:val="16"/>
+                <w:szCs w:val="16"/>
+              </w:rPr>
+              <w:t>stable mais lente</w:t>
+            </w:r>
+            <w:r>
+              <w:rPr>
+                <w:rFonts w:ascii="Times New Roman"/>
+                <w:sz w:val="16"/>
+                <w:szCs w:val="16"/>
+              </w:rPr>
+              <w:t>. V</w:t>
+            </w:r>
+            <w:r>
+              <w:rPr>
+                <w:rFonts w:ascii="Times New Roman"/>
+                <w:sz w:val="16"/>
+                <w:szCs w:val="16"/>
+              </w:rPr>
+              <w:t>é</w:t>
+            </w:r>
+            <w:r>
+              <w:rPr>
+                <w:rFonts w:ascii="Times New Roman"/>
+                <w:sz w:val="16"/>
+                <w:szCs w:val="16"/>
+              </w:rPr>
+              <w:t>rification d</w:t>
+            </w:r>
+            <w:r>
+              <w:rPr>
+                <w:rFonts w:ascii="Times New Roman"/>
+                <w:sz w:val="16"/>
+                <w:szCs w:val="16"/>
+              </w:rPr>
+              <w:t>’</w:t>
+            </w:r>
+            <w:r>
+              <w:rPr>
+                <w:rFonts w:ascii="Times New Roman"/>
+                <w:sz w:val="16"/>
+                <w:szCs w:val="16"/>
+              </w:rPr>
+              <w:t>unicit</w:t>
+            </w:r>
+            <w:r>
+              <w:rPr>
+                <w:rFonts w:ascii="Times New Roman"/>
+                <w:sz w:val="16"/>
+                <w:szCs w:val="16"/>
+              </w:rPr>
+              <w:t>é</w:t>
+            </w:r>
+            <w:r>
+              <w:rPr>
+                <w:rFonts w:ascii="Times New Roman"/>
+                <w:sz w:val="16"/>
+                <w:szCs w:val="16"/>
+              </w:rPr>
+              <w:t xml:space="preserve"> sur code + flush transactionnel ; </w:t>
+            </w:r>
+            <w:r>
+              <w:rPr>
+                <w:rFonts w:ascii="Times New Roman"/>
+                <w:b/>
+                <w:bCs/>
+                <w:sz w:val="16"/>
+                <w:szCs w:val="16"/>
+              </w:rPr>
+              <w:t>pas de batch insert</w:t>
+            </w:r>
+            <w:r>
+              <w:rPr>
+                <w:rFonts w:ascii="Times New Roman"/>
+                <w:sz w:val="16"/>
+                <w:szCs w:val="16"/>
+              </w:rPr>
+              <w:t>.</w:t>
+            </w:r>
           </w:p>
         </w:tc>
       </w:tr>
@@ -18488,7 +20291,25 @@
                 <w:sz w:val="16"/>
                 <w:szCs w:val="16"/>
               </w:rPr>
-              <w:t xml:space="preserve"> client JMeter et corriger la gestion d</w:t>
+              <w:t xml:space="preserve"> client </w:t>
+            </w:r>
+            <w:proofErr w:type="spellStart"/>
+            <w:r>
+              <w:rPr>
+                <w:rFonts w:ascii="Times New Roman"/>
+                <w:sz w:val="16"/>
+                <w:szCs w:val="16"/>
+              </w:rPr>
+              <w:t>JMeter</w:t>
+            </w:r>
+            <w:proofErr w:type="spellEnd"/>
+            <w:r>
+              <w:rPr>
+                <w:rFonts w:ascii="Times New Roman"/>
+                <w:sz w:val="16"/>
+                <w:szCs w:val="16"/>
+              </w:rPr>
+              <w:t xml:space="preserve"> et corriger la gestion d</w:t>
             </w:r>
             <w:r>
               <w:rPr>
@@ -18783,6 +20604,18 @@
                 <w:rFonts w:ascii="Times New Roman"/>
               </w:rPr>
             </w:pPr>
+            <w:r>
+              <w:rPr>
+                <w:rFonts w:ascii="Times New Roman"/>
+              </w:rPr>
+              <w:t xml:space="preserve"> </w:t>
+            </w:r>
+            <w:r>
+              <w:rPr>
+                <w:rFonts w:ascii="Times New Roman"/>
+              </w:rPr>
+              <w:t>C</w:t>
+            </w:r>
           </w:p>
         </w:tc>
         <w:tc>
@@ -18794,8 +20627,170 @@
               <w:pStyle w:val="TableParagraph"/>
               <w:rPr>
                 <w:rFonts w:ascii="Times New Roman"/>
-              </w:rPr>
-            </w:pPr>
+                <w:sz w:val="16"/>
+                <w:szCs w:val="16"/>
+              </w:rPr>
+            </w:pPr>
+            <w:r>
+              <w:rPr>
+                <w:rFonts w:ascii="Times New Roman"/>
+                <w:sz w:val="16"/>
+                <w:szCs w:val="16"/>
+                <w:lang w:val="en-US"/>
+              </w:rPr>
+              <w:t xml:space="preserve">C &gt; D sur </w:t>
+            </w:r>
+            <w:r>
+              <w:rPr>
+                <w:rFonts w:ascii="Times New Roman"/>
+                <w:b/>
+                <w:bCs/>
+                <w:sz w:val="16"/>
+                <w:szCs w:val="16"/>
+                <w:lang w:val="en-US"/>
+              </w:rPr>
+              <w:t xml:space="preserve">3/4 </w:t>
+            </w:r>
+            <w:proofErr w:type="spellStart"/>
+            <w:r>
+              <w:rPr>
+                <w:rFonts w:ascii="Times New Roman"/>
+                <w:b/>
+                <w:bCs/>
+                <w:sz w:val="16"/>
+                <w:szCs w:val="16"/>
+                <w:lang w:val="en-US"/>
+              </w:rPr>
+              <w:t>sc</w:t>
+            </w:r>
+            <w:r>
+              <w:rPr>
+                <w:rFonts w:ascii="Times New Roman"/>
+                <w:b/>
+                <w:bCs/>
+                <w:sz w:val="16"/>
+                <w:szCs w:val="16"/>
+                <w:lang w:val="en-US"/>
+              </w:rPr>
+              <w:t>é</w:t>
+            </w:r>
+            <w:r>
+              <w:rPr>
+                <w:rFonts w:ascii="Times New Roman"/>
+                <w:b/>
+                <w:bCs/>
+                <w:sz w:val="16"/>
+                <w:szCs w:val="16"/>
+                <w:lang w:val="en-US"/>
+              </w:rPr>
+              <w:t>narios</w:t>
+            </w:r>
+            <w:proofErr w:type="spellEnd"/>
+            <w:r>
+              <w:rPr>
+                <w:rFonts w:ascii="Times New Roman"/>
+                <w:sz w:val="16"/>
+                <w:szCs w:val="16"/>
+                <w:lang w:val="en-US"/>
+              </w:rPr>
+              <w:t xml:space="preserve"> (READ-heavy 377.4 vs 258.6 ; JOIN-filter 416.6 vs 195 ; HEAVY-body 3170.8 vs 2243). </w:t>
+            </w:r>
+            <w:r>
+              <w:rPr>
+                <w:rFonts w:ascii="Times New Roman"/>
+                <w:sz w:val="16"/>
+                <w:szCs w:val="16"/>
+              </w:rPr>
+              <w:t>D ne d</w:t>
+            </w:r>
+            <w:r>
+              <w:rPr>
+                <w:rFonts w:ascii="Times New Roman"/>
+                <w:sz w:val="16"/>
+                <w:szCs w:val="16"/>
+              </w:rPr>
+              <w:t>é</w:t>
+            </w:r>
+            <w:r>
+              <w:rPr>
+                <w:rFonts w:ascii="Times New Roman"/>
+                <w:sz w:val="16"/>
+                <w:szCs w:val="16"/>
+              </w:rPr>
+              <w:t xml:space="preserve">passe C que sur </w:t>
+            </w:r>
+            <w:r>
+              <w:rPr>
+                <w:rFonts w:ascii="Times New Roman"/>
+                <w:b/>
+                <w:bCs/>
+                <w:sz w:val="16"/>
+                <w:szCs w:val="16"/>
+              </w:rPr>
+              <w:t>MIXED</w:t>
+            </w:r>
+            <w:r>
+              <w:rPr>
+                <w:rFonts w:ascii="Times New Roman"/>
+                <w:sz w:val="16"/>
+                <w:szCs w:val="16"/>
+              </w:rPr>
+              <w:t xml:space="preserve"> (1661 vs 758.1). Moyenne </w:t>
+            </w:r>
+            <w:r>
+              <w:rPr>
+                <w:rFonts w:ascii="Times New Roman"/>
+                <w:sz w:val="16"/>
+                <w:szCs w:val="16"/>
+              </w:rPr>
+              <w:t>≈</w:t>
+            </w:r>
+            <w:r>
+              <w:rPr>
+                <w:rFonts w:ascii="Times New Roman"/>
+                <w:sz w:val="16"/>
+                <w:szCs w:val="16"/>
+              </w:rPr>
+              <w:t xml:space="preserve"> </w:t>
+            </w:r>
+            <w:r>
+              <w:rPr>
+                <w:rFonts w:ascii="Times New Roman"/>
+                <w:b/>
+                <w:bCs/>
+                <w:sz w:val="16"/>
+                <w:szCs w:val="16"/>
+              </w:rPr>
+              <w:t>+8</w:t>
+            </w:r>
+            <w:r>
+              <w:rPr>
+                <w:rFonts w:ascii="Times New Roman"/>
+                <w:b/>
+                <w:bCs/>
+                <w:sz w:val="16"/>
+                <w:szCs w:val="16"/>
+              </w:rPr>
+              <w:t>–</w:t>
+            </w:r>
+            <w:r>
+              <w:rPr>
+                <w:rFonts w:ascii="Times New Roman"/>
+                <w:b/>
+                <w:bCs/>
+                <w:sz w:val="16"/>
+                <w:szCs w:val="16"/>
+              </w:rPr>
+              <w:t>10%</w:t>
+            </w:r>
+            <w:r>
+              <w:rPr>
+                <w:rFonts w:ascii="Times New Roman"/>
+                <w:sz w:val="16"/>
+                <w:szCs w:val="16"/>
+              </w:rPr>
+              <w:t xml:space="preserve"> pour C vs D.</w:t>
+            </w:r>
           </w:p>
         </w:tc>
         <w:tc>
@@ -18807,8 +20802,44 @@
               <w:pStyle w:val="TableParagraph"/>
               <w:rPr>
                 <w:rFonts w:ascii="Times New Roman"/>
-              </w:rPr>
-            </w:pPr>
+                <w:sz w:val="16"/>
+                <w:szCs w:val="16"/>
+              </w:rPr>
+            </w:pPr>
+            <w:proofErr w:type="spellStart"/>
+            <w:r>
+              <w:rPr>
+                <w:rFonts w:ascii="Times New Roman"/>
+                <w:sz w:val="16"/>
+                <w:szCs w:val="16"/>
+              </w:rPr>
+              <w:t>C est</w:t>
+            </w:r>
+            <w:proofErr w:type="spellEnd"/>
+            <w:r>
+              <w:rPr>
+                <w:rFonts w:ascii="Times New Roman"/>
+                <w:sz w:val="16"/>
+                <w:szCs w:val="16"/>
+              </w:rPr>
+              <w:t xml:space="preserve"> le plus rapide en lecture simple et corps lourd; D surpasse C en sc</w:t>
+            </w:r>
+            <w:r>
+              <w:rPr>
+                <w:rFonts w:ascii="Times New Roman"/>
+                <w:sz w:val="16"/>
+                <w:szCs w:val="16"/>
+              </w:rPr>
+              <w:t>é</w:t>
+            </w:r>
+            <w:r>
+              <w:rPr>
+                <w:rFonts w:ascii="Times New Roman"/>
+                <w:sz w:val="16"/>
+                <w:szCs w:val="16"/>
+              </w:rPr>
+              <w:t>nario relationnel MIXED.</w:t>
+            </w:r>
           </w:p>
         </w:tc>
       </w:tr>
@@ -18854,6 +20885,18 @@
                 <w:rFonts w:ascii="Times New Roman"/>
               </w:rPr>
             </w:pPr>
+            <w:r>
+              <w:rPr>
+                <w:rFonts w:ascii="Times New Roman"/>
+              </w:rPr>
+              <w:t xml:space="preserve"> </w:t>
+            </w:r>
+            <w:r>
+              <w:rPr>
+                <w:rFonts w:ascii="Times New Roman"/>
+              </w:rPr>
+              <w:t>C</w:t>
+            </w:r>
           </w:p>
         </w:tc>
         <w:tc>
@@ -18865,8 +20908,135 @@
               <w:pStyle w:val="TableParagraph"/>
               <w:rPr>
                 <w:rFonts w:ascii="Times New Roman"/>
-              </w:rPr>
-            </w:pPr>
+                <w:sz w:val="16"/>
+                <w:szCs w:val="16"/>
+              </w:rPr>
+            </w:pPr>
+            <w:r>
+              <w:rPr>
+                <w:rFonts w:ascii="Times New Roman"/>
+                <w:sz w:val="16"/>
+                <w:szCs w:val="16"/>
+                <w:lang w:val="en-US"/>
+              </w:rPr>
+              <w:t xml:space="preserve">READ-heavy: 199 </w:t>
+            </w:r>
+            <w:proofErr w:type="spellStart"/>
+            <w:r>
+              <w:rPr>
+                <w:rFonts w:ascii="Times New Roman"/>
+                <w:sz w:val="16"/>
+                <w:szCs w:val="16"/>
+                <w:lang w:val="en-US"/>
+              </w:rPr>
+              <w:t>ms</w:t>
+            </w:r>
+            <w:proofErr w:type="spellEnd"/>
+            <w:r>
+              <w:rPr>
+                <w:rFonts w:ascii="Times New Roman"/>
+                <w:sz w:val="16"/>
+                <w:szCs w:val="16"/>
+                <w:lang w:val="en-US"/>
+              </w:rPr>
+              <w:t xml:space="preserve"> (C) vs 434 </w:t>
+            </w:r>
+            <w:proofErr w:type="spellStart"/>
+            <w:r>
+              <w:rPr>
+                <w:rFonts w:ascii="Times New Roman"/>
+                <w:sz w:val="16"/>
+                <w:szCs w:val="16"/>
+                <w:lang w:val="en-US"/>
+              </w:rPr>
+              <w:t>ms</w:t>
+            </w:r>
+            <w:proofErr w:type="spellEnd"/>
+            <w:r>
+              <w:rPr>
+                <w:rFonts w:ascii="Times New Roman"/>
+                <w:sz w:val="16"/>
+                <w:szCs w:val="16"/>
+                <w:lang w:val="en-US"/>
+              </w:rPr>
+              <w:t xml:space="preserve"> (D). HEAVY-body: 17 </w:t>
+            </w:r>
+            <w:proofErr w:type="spellStart"/>
+            <w:r>
+              <w:rPr>
+                <w:rFonts w:ascii="Times New Roman"/>
+                <w:sz w:val="16"/>
+                <w:szCs w:val="16"/>
+                <w:lang w:val="en-US"/>
+              </w:rPr>
+              <w:t>ms</w:t>
+            </w:r>
+            <w:proofErr w:type="spellEnd"/>
+            <w:r>
+              <w:rPr>
+                <w:rFonts w:ascii="Times New Roman"/>
+                <w:sz w:val="16"/>
+                <w:szCs w:val="16"/>
+                <w:lang w:val="en-US"/>
+              </w:rPr>
+              <w:t xml:space="preserve"> (C) vs 26 </w:t>
+            </w:r>
+            <w:proofErr w:type="spellStart"/>
+            <w:r>
+              <w:rPr>
+                <w:rFonts w:ascii="Times New Roman"/>
+                <w:sz w:val="16"/>
+                <w:szCs w:val="16"/>
+                <w:lang w:val="en-US"/>
+              </w:rPr>
+              <w:t>ms</w:t>
+            </w:r>
+            <w:proofErr w:type="spellEnd"/>
+            <w:r>
+              <w:rPr>
+                <w:rFonts w:ascii="Times New Roman"/>
+                <w:sz w:val="16"/>
+                <w:szCs w:val="16"/>
+                <w:lang w:val="en-US"/>
+              </w:rPr>
+              <w:t xml:space="preserve"> (D). </w:t>
+            </w:r>
+            <w:r>
+              <w:rPr>
+                <w:rFonts w:ascii="Times New Roman"/>
+                <w:b/>
+                <w:bCs/>
+                <w:sz w:val="16"/>
+                <w:szCs w:val="16"/>
+              </w:rPr>
+              <w:t>Relationnel</w:t>
+            </w:r>
+            <w:r>
+              <w:rPr>
+                <w:rFonts w:ascii="Times New Roman"/>
+                <w:sz w:val="16"/>
+                <w:szCs w:val="16"/>
+              </w:rPr>
+              <w:t>: D gagne (JOIN-</w:t>
+            </w:r>
+            <w:proofErr w:type="spellStart"/>
+            <w:r>
+              <w:rPr>
+                <w:rFonts w:ascii="Times New Roman"/>
+                <w:sz w:val="16"/>
+                <w:szCs w:val="16"/>
+              </w:rPr>
+              <w:t>filter</w:t>
+            </w:r>
+            <w:proofErr w:type="spellEnd"/>
+            <w:r>
+              <w:rPr>
+                <w:rFonts w:ascii="Times New Roman"/>
+                <w:sz w:val="16"/>
+                <w:szCs w:val="16"/>
+              </w:rPr>
+              <w:t xml:space="preserve"> 66 ms vs 286 ms ; MIXED 77 ms vs 134 ms).</w:t>
+            </w:r>
           </w:p>
         </w:tc>
         <w:tc>
@@ -18878,8 +21048,76 @@
               <w:pStyle w:val="TableParagraph"/>
               <w:rPr>
                 <w:rFonts w:ascii="Times New Roman"/>
-              </w:rPr>
-            </w:pPr>
+                <w:sz w:val="16"/>
+                <w:szCs w:val="16"/>
+              </w:rPr>
+            </w:pPr>
+            <w:r>
+              <w:rPr>
+                <w:rFonts w:ascii="Times New Roman"/>
+                <w:sz w:val="16"/>
+                <w:szCs w:val="16"/>
+              </w:rPr>
+              <w:t xml:space="preserve">Globalement C a la meilleure p95 moyenne; </w:t>
+            </w:r>
+            <w:r>
+              <w:rPr>
+                <w:rFonts w:ascii="Times New Roman"/>
+                <w:b/>
+                <w:bCs/>
+                <w:sz w:val="16"/>
+                <w:szCs w:val="16"/>
+              </w:rPr>
+              <w:t>D est meilleur d</w:t>
+            </w:r>
+            <w:r>
+              <w:rPr>
+                <w:rFonts w:ascii="Times New Roman"/>
+                <w:b/>
+                <w:bCs/>
+                <w:sz w:val="16"/>
+                <w:szCs w:val="16"/>
+              </w:rPr>
+              <w:t>è</w:t>
+            </w:r>
+            <w:r>
+              <w:rPr>
+                <w:rFonts w:ascii="Times New Roman"/>
+                <w:b/>
+                <w:bCs/>
+                <w:sz w:val="16"/>
+                <w:szCs w:val="16"/>
+              </w:rPr>
+              <w:t>s qu</w:t>
+            </w:r>
+            <w:r>
+              <w:rPr>
+                <w:rFonts w:ascii="Times New Roman"/>
+                <w:b/>
+                <w:bCs/>
+                <w:sz w:val="16"/>
+                <w:szCs w:val="16"/>
+              </w:rPr>
+              <w:t>’</w:t>
+            </w:r>
+            <w:r>
+              <w:rPr>
+                <w:rFonts w:ascii="Times New Roman"/>
+                <w:b/>
+                <w:bCs/>
+                <w:sz w:val="16"/>
+                <w:szCs w:val="16"/>
+              </w:rPr>
+              <w:t>il y a relations (JOIN/N+1)</w:t>
+            </w:r>
+            <w:r>
+              <w:rPr>
+                <w:rFonts w:ascii="Times New Roman"/>
+                <w:sz w:val="16"/>
+                <w:szCs w:val="16"/>
+              </w:rPr>
+              <w:t>.</w:t>
+            </w:r>
           </w:p>
         </w:tc>
       </w:tr>
@@ -18925,6 +21163,18 @@
                 <w:rFonts w:ascii="Times New Roman"/>
               </w:rPr>
             </w:pPr>
+            <w:r>
+              <w:rPr>
+                <w:rFonts w:ascii="Times New Roman"/>
+              </w:rPr>
+              <w:t xml:space="preserve"> </w:t>
+            </w:r>
+            <w:r>
+              <w:rPr>
+                <w:rFonts w:ascii="Times New Roman"/>
+              </w:rPr>
+              <w:t>A</w:t>
+            </w:r>
           </w:p>
         </w:tc>
         <w:tc>
@@ -18936,8 +21186,179 @@
               <w:pStyle w:val="TableParagraph"/>
               <w:rPr>
                 <w:rFonts w:ascii="Times New Roman"/>
-              </w:rPr>
-            </w:pPr>
+                <w:sz w:val="16"/>
+                <w:szCs w:val="16"/>
+              </w:rPr>
+            </w:pPr>
+            <w:r>
+              <w:rPr>
+                <w:rFonts w:ascii="Times New Roman"/>
+                <w:sz w:val="16"/>
+                <w:szCs w:val="16"/>
+                <w:lang w:val="en-US"/>
+              </w:rPr>
+              <w:t xml:space="preserve">A </w:t>
+            </w:r>
+            <w:r>
+              <w:rPr>
+                <w:rFonts w:ascii="Times New Roman"/>
+                <w:sz w:val="16"/>
+                <w:szCs w:val="16"/>
+                <w:lang w:val="en-US"/>
+              </w:rPr>
+              <w:t>≈</w:t>
+            </w:r>
+            <w:r>
+              <w:rPr>
+                <w:rFonts w:ascii="Times New Roman"/>
+                <w:sz w:val="16"/>
+                <w:szCs w:val="16"/>
+                <w:lang w:val="en-US"/>
+              </w:rPr>
+              <w:t xml:space="preserve"> 0% </w:t>
+            </w:r>
+            <w:proofErr w:type="spellStart"/>
+            <w:r>
+              <w:rPr>
+                <w:rFonts w:ascii="Times New Roman"/>
+                <w:sz w:val="16"/>
+                <w:szCs w:val="16"/>
+                <w:lang w:val="en-US"/>
+              </w:rPr>
+              <w:t>sauf</w:t>
+            </w:r>
+            <w:proofErr w:type="spellEnd"/>
+            <w:r>
+              <w:rPr>
+                <w:rFonts w:ascii="Times New Roman"/>
+                <w:sz w:val="16"/>
+                <w:szCs w:val="16"/>
+                <w:lang w:val="en-US"/>
+              </w:rPr>
+              <w:t xml:space="preserve"> HEAVY-body </w:t>
+            </w:r>
+            <w:r>
+              <w:rPr>
+                <w:rFonts w:ascii="Times New Roman"/>
+                <w:b/>
+                <w:bCs/>
+                <w:sz w:val="16"/>
+                <w:szCs w:val="16"/>
+                <w:lang w:val="en-US"/>
+              </w:rPr>
+              <w:t>20.76%</w:t>
+            </w:r>
+            <w:r>
+              <w:rPr>
+                <w:rFonts w:ascii="Times New Roman"/>
+                <w:sz w:val="16"/>
+                <w:szCs w:val="16"/>
+                <w:lang w:val="en-US"/>
+              </w:rPr>
+              <w:t xml:space="preserve">. C a </w:t>
+            </w:r>
+            <w:r>
+              <w:rPr>
+                <w:rFonts w:ascii="Times New Roman"/>
+                <w:b/>
+                <w:bCs/>
+                <w:sz w:val="16"/>
+                <w:szCs w:val="16"/>
+                <w:lang w:val="en-US"/>
+              </w:rPr>
+              <w:t>42.84%</w:t>
+            </w:r>
+            <w:r>
+              <w:rPr>
+                <w:rFonts w:ascii="Times New Roman"/>
+                <w:sz w:val="16"/>
+                <w:szCs w:val="16"/>
+                <w:lang w:val="en-US"/>
+              </w:rPr>
+              <w:t xml:space="preserve"> (JOIN-filter) et </w:t>
+            </w:r>
+            <w:r>
+              <w:rPr>
+                <w:rFonts w:ascii="Times New Roman"/>
+                <w:b/>
+                <w:bCs/>
+                <w:sz w:val="16"/>
+                <w:szCs w:val="16"/>
+                <w:lang w:val="en-US"/>
+              </w:rPr>
+              <w:t>52.44%</w:t>
+            </w:r>
+            <w:r>
+              <w:rPr>
+                <w:rFonts w:ascii="Times New Roman"/>
+                <w:sz w:val="16"/>
+                <w:szCs w:val="16"/>
+                <w:lang w:val="en-US"/>
+              </w:rPr>
+              <w:t xml:space="preserve"> (MIXED). </w:t>
+            </w:r>
+            <w:r>
+              <w:rPr>
+                <w:rFonts w:ascii="Times New Roman"/>
+                <w:sz w:val="16"/>
+                <w:szCs w:val="16"/>
+              </w:rPr>
+              <w:t xml:space="preserve">D </w:t>
+            </w:r>
+            <w:proofErr w:type="spellStart"/>
+            <w:r>
+              <w:rPr>
+                <w:rFonts w:ascii="Times New Roman"/>
+                <w:sz w:val="16"/>
+                <w:szCs w:val="16"/>
+              </w:rPr>
+              <w:t>a</w:t>
+            </w:r>
+            <w:proofErr w:type="spellEnd"/>
+            <w:r>
+              <w:rPr>
+                <w:rFonts w:ascii="Times New Roman"/>
+                <w:sz w:val="16"/>
+                <w:szCs w:val="16"/>
+              </w:rPr>
+              <w:t xml:space="preserve"> </w:t>
+            </w:r>
+            <w:r>
+              <w:rPr>
+                <w:rFonts w:ascii="Times New Roman"/>
+                <w:b/>
+                <w:bCs/>
+                <w:sz w:val="16"/>
+                <w:szCs w:val="16"/>
+              </w:rPr>
+              <w:t>32.79%</w:t>
+            </w:r>
+            <w:r>
+              <w:rPr>
+                <w:rFonts w:ascii="Times New Roman"/>
+                <w:sz w:val="16"/>
+                <w:szCs w:val="16"/>
+              </w:rPr>
+              <w:t xml:space="preserve"> (MIXED) et </w:t>
+            </w:r>
+            <w:r>
+              <w:rPr>
+                <w:rFonts w:ascii="Times New Roman"/>
+                <w:b/>
+                <w:bCs/>
+                <w:sz w:val="16"/>
+                <w:szCs w:val="16"/>
+              </w:rPr>
+              <w:t>50%</w:t>
+            </w:r>
+            <w:r>
+              <w:rPr>
+                <w:rFonts w:ascii="Times New Roman"/>
+                <w:sz w:val="16"/>
+                <w:szCs w:val="16"/>
+              </w:rPr>
+              <w:t xml:space="preserve"> (HEAVY-body).</w:t>
+            </w:r>
           </w:p>
         </w:tc>
         <w:tc>
@@ -18949,8 +21370,34 @@
               <w:pStyle w:val="TableParagraph"/>
               <w:rPr>
                 <w:rFonts w:ascii="Times New Roman"/>
-              </w:rPr>
-            </w:pPr>
+                <w:sz w:val="16"/>
+                <w:szCs w:val="16"/>
+              </w:rPr>
+            </w:pPr>
+            <w:r>
+              <w:rPr>
+                <w:rFonts w:ascii="Times New Roman"/>
+                <w:sz w:val="16"/>
+                <w:szCs w:val="16"/>
+              </w:rPr>
+              <w:t>A est le plus stable mais lent. D et surtout C n</w:t>
+            </w:r>
+            <w:r>
+              <w:rPr>
+                <w:rFonts w:ascii="Times New Roman"/>
+                <w:sz w:val="16"/>
+                <w:szCs w:val="16"/>
+              </w:rPr>
+              <w:t>é</w:t>
+            </w:r>
+            <w:r>
+              <w:rPr>
+                <w:rFonts w:ascii="Times New Roman"/>
+                <w:sz w:val="16"/>
+                <w:szCs w:val="16"/>
+              </w:rPr>
+              <w:t>cessitent des correctifs sur POST/relations pour fiabiliser.</w:t>
+            </w:r>
           </w:p>
         </w:tc>
       </w:tr>
@@ -18999,17 +21446,475 @@
                 <w:rFonts w:ascii="Times New Roman"/>
               </w:rPr>
             </w:pPr>
+            <w:r>
+              <w:rPr>
+                <w:rFonts w:ascii="Times New Roman"/>
+              </w:rPr>
+              <w:t xml:space="preserve"> </w:t>
+            </w:r>
+            <w:r>
+              <w:rPr>
+                <w:rFonts w:ascii="Times New Roman"/>
+              </w:rPr>
+              <w:t>D</w:t>
+            </w:r>
           </w:p>
         </w:tc>
         <w:tc>
           <w:tcPr>
             <w:tcW w:w="1851" w:type="dxa"/>
           </w:tcPr>
-          <w:p>
-            <w:pPr>
-              <w:pStyle w:val="TableParagraph"/>
-              <w:rPr>
-                <w:rFonts w:ascii="Times New Roman"/>
+          <w:tbl>
+            <w:tblPr>
+              <w:tblW w:w="0" w:type="auto"/>
+              <w:tblCellSpacing w:w="15" w:type="dxa"/>
+              <w:tblCellMar>
+                <w:top w:w="15" w:type="dxa"/>
+                <w:left w:w="15" w:type="dxa"/>
+                <w:bottom w:w="15" w:type="dxa"/>
+                <w:right w:w="15" w:type="dxa"/>
+              </w:tblCellMar>
+              <w:tblLook w:val="04A0" w:firstRow="1" w:lastRow="0" w:firstColumn="1" w:lastColumn="0" w:noHBand="0" w:noVBand="1"/>
+            </w:tblPr>
+            <w:tblGrid>
+              <w:gridCol w:w="95"/>
+              <w:gridCol w:w="50"/>
+            </w:tblGrid>
+            <w:tr>
+              <w:trPr>
+                <w:tblCellSpacing w:w="15" w:type="dxa"/>
+              </w:trPr>
+              <w:tc>
+                <w:tcPr>
+                  <w:tcW w:w="36" w:type="dxa"/>
+                  <w:gridSpan w:val="2"/>
+                  <w:vAlign w:val="center"/>
+                  <w:hideMark/>
+                </w:tcPr>
+                <w:p>
+                  <w:pPr>
+                    <w:pStyle w:val="TableParagraph"/>
+                    <w:rPr>
+                      <w:rFonts w:ascii="Times New Roman"/>
+                      <w:lang w:val="fr-MA"/>
+                    </w:rPr>
+                  </w:pPr>
+                </w:p>
+              </w:tc>
+            </w:tr>
+            <w:tr>
+              <w:trPr>
+                <w:gridAfter w:val="1"/>
+                <w:tblCellSpacing w:w="15" w:type="dxa"/>
+              </w:trPr>
+              <w:tc>
+                <w:tcPr>
+                  <w:tcW w:w="36" w:type="dxa"/>
+                  <w:vAlign w:val="center"/>
+                  <w:hideMark/>
+                </w:tcPr>
+                <w:p>
+                  <w:pPr>
+                    <w:rPr>
+                      <w:rFonts w:ascii="Times New Roman"/>
+                      <w:lang w:val="fr-MA"/>
+                    </w:rPr>
+                  </w:pPr>
+                </w:p>
+              </w:tc>
+            </w:tr>
+          </w:tbl>
+          <w:p>
+            <w:pPr>
+              <w:rPr>
+                <w:rFonts w:ascii="Times New Roman"/>
+                <w:vanish/>
+                <w:lang w:val="fr-MA"/>
+              </w:rPr>
+            </w:pPr>
+          </w:p>
+          <w:tbl>
+            <w:tblPr>
+              <w:tblW w:w="0" w:type="auto"/>
+              <w:tblCellSpacing w:w="15" w:type="dxa"/>
+              <w:tblCellMar>
+                <w:top w:w="15" w:type="dxa"/>
+                <w:left w:w="15" w:type="dxa"/>
+                <w:bottom w:w="15" w:type="dxa"/>
+                <w:right w:w="15" w:type="dxa"/>
+              </w:tblCellMar>
+              <w:tblLook w:val="04A0" w:firstRow="1" w:lastRow="0" w:firstColumn="1" w:lastColumn="0" w:noHBand="0" w:noVBand="1"/>
+            </w:tblPr>
+            <w:tblGrid>
+              <w:gridCol w:w="9072"/>
+            </w:tblGrid>
+            <w:tr>
+              <w:trPr>
+                <w:tblCellSpacing w:w="15" w:type="dxa"/>
+              </w:trPr>
+              <w:tc>
+                <w:tcPr>
+                  <w:tcW w:w="9012" w:type="dxa"/>
+                  <w:vAlign w:val="center"/>
+                  <w:hideMark/>
+                </w:tcPr>
+                <w:p>
+                  <w:pPr>
+                    <w:rPr>
+                      <w:rFonts w:ascii="Times New Roman"/>
+                      <w:b/>
+                      <w:bCs/>
+                      <w:sz w:val="16"/>
+                      <w:szCs w:val="16"/>
+                      <w:lang w:val="fr-MA"/>
+                    </w:rPr>
+                  </w:pPr>
+                  <w:r>
+                    <w:rPr>
+                      <w:rFonts w:ascii="Times New Roman"/>
+                      <w:b/>
+                      <w:bCs/>
+                      <w:sz w:val="16"/>
+                      <w:szCs w:val="16"/>
+                      <w:lang w:val="fr-MA"/>
+                    </w:rPr>
+                    <w:t xml:space="preserve">CPU </w:t>
+                  </w:r>
+                  <w:proofErr w:type="spellStart"/>
+                  <w:r>
+                    <w:rPr>
+                      <w:rFonts w:ascii="Times New Roman"/>
+                      <w:b/>
+                      <w:bCs/>
+                      <w:sz w:val="16"/>
+                      <w:szCs w:val="16"/>
+                      <w:lang w:val="fr-MA"/>
+                    </w:rPr>
+                    <w:t>mov</w:t>
+                  </w:r>
+                  <w:proofErr w:type="spellEnd"/>
+                  <w:r>
+                    <w:rPr>
+                      <w:rFonts w:ascii="Times New Roman"/>
+                      <w:b/>
+                      <w:bCs/>
+                      <w:sz w:val="16"/>
+                      <w:szCs w:val="16"/>
+                      <w:lang w:val="fr-MA"/>
+                    </w:rPr>
+                    <w:t>/pic</w:t>
+                  </w:r>
+                  <w:r>
+                    <w:rPr>
+                      <w:rFonts w:ascii="Times New Roman"/>
+                      <w:sz w:val="16"/>
+                      <w:szCs w:val="16"/>
+                      <w:lang w:val="fr-MA"/>
+                    </w:rPr>
+                    <w:t xml:space="preserve">: D </w:t>
+                  </w:r>
+                  <w:r>
+                    <w:rPr>
+                      <w:rFonts w:ascii="Times New Roman"/>
+                      <w:b/>
+                      <w:bCs/>
+                      <w:sz w:val="16"/>
+                      <w:szCs w:val="16"/>
+                      <w:lang w:val="fr-MA"/>
+                    </w:rPr>
+                    <w:t>48/68%</w:t>
+                  </w:r>
+                </w:p>
+                <w:p>
+                  <w:pPr>
+                    <w:rPr>
+                      <w:rFonts w:ascii="Times New Roman"/>
+                      <w:sz w:val="16"/>
+                      <w:szCs w:val="16"/>
+                      <w:lang w:val="fr-MA"/>
+                    </w:rPr>
+                  </w:pPr>
+                  <w:r>
+                    <w:rPr>
+                      <w:rFonts w:ascii="Times New Roman"/>
+                      <w:sz w:val="16"/>
+                      <w:szCs w:val="16"/>
+                      <w:lang w:val="fr-MA"/>
+                    </w:rPr>
+                    <w:t xml:space="preserve"> vs C </w:t>
+                  </w:r>
+                  <w:r>
+                    <w:rPr>
+                      <w:rFonts w:ascii="Times New Roman"/>
+                      <w:b/>
+                      <w:bCs/>
+                      <w:sz w:val="16"/>
+                      <w:szCs w:val="16"/>
+                      <w:lang w:val="fr-MA"/>
+                    </w:rPr>
+                    <w:t>56%</w:t>
+                  </w:r>
+                  <w:r>
+                    <w:rPr>
+                      <w:rFonts w:ascii="Times New Roman"/>
+                      <w:sz w:val="16"/>
+                      <w:szCs w:val="16"/>
+                      <w:lang w:val="fr-MA"/>
+                    </w:rPr>
+                    <w:t xml:space="preserve"> ; </w:t>
+                  </w:r>
+                </w:p>
+                <w:p>
+                  <w:pPr>
+                    <w:rPr>
+                      <w:rFonts w:ascii="Times New Roman"/>
+                      <w:sz w:val="16"/>
+                      <w:szCs w:val="16"/>
+                      <w:lang w:val="fr-MA"/>
+                    </w:rPr>
+                  </w:pPr>
+                  <w:proofErr w:type="spellStart"/>
+                  <w:r>
+                    <w:rPr>
+                      <w:rFonts w:ascii="Times New Roman"/>
+                      <w:b/>
+                      <w:bCs/>
+                      <w:sz w:val="16"/>
+                      <w:szCs w:val="16"/>
+                      <w:lang w:val="fr-MA"/>
+                    </w:rPr>
+                    <w:t>Heap</w:t>
+                  </w:r>
+                  <w:proofErr w:type="spellEnd"/>
+                  <w:r>
+                    <w:rPr>
+                      <w:rFonts w:ascii="Times New Roman"/>
+                      <w:b/>
+                      <w:bCs/>
+                      <w:sz w:val="16"/>
+                      <w:szCs w:val="16"/>
+                      <w:lang w:val="fr-MA"/>
+                    </w:rPr>
+                    <w:t xml:space="preserve"> </w:t>
+                  </w:r>
+                  <w:proofErr w:type="spellStart"/>
+                  <w:r>
+                    <w:rPr>
+                      <w:rFonts w:ascii="Times New Roman"/>
+                      <w:b/>
+                      <w:bCs/>
+                      <w:sz w:val="16"/>
+                      <w:szCs w:val="16"/>
+                      <w:lang w:val="fr-MA"/>
+                    </w:rPr>
+                    <w:t>mov</w:t>
+                  </w:r>
+                  <w:proofErr w:type="spellEnd"/>
+                  <w:r>
+                    <w:rPr>
+                      <w:rFonts w:ascii="Times New Roman"/>
+                      <w:b/>
+                      <w:bCs/>
+                      <w:sz w:val="16"/>
+                      <w:szCs w:val="16"/>
+                      <w:lang w:val="fr-MA"/>
+                    </w:rPr>
+                    <w:t>/pic</w:t>
+                  </w:r>
+                  <w:r>
+                    <w:rPr>
+                      <w:rFonts w:ascii="Times New Roman"/>
+                      <w:sz w:val="16"/>
+                      <w:szCs w:val="16"/>
+                      <w:lang w:val="fr-MA"/>
+                    </w:rPr>
+                    <w:t xml:space="preserve">: </w:t>
+                  </w:r>
+                </w:p>
+                <w:p>
+                  <w:pPr>
+                    <w:rPr>
+                      <w:rFonts w:ascii="Times New Roman"/>
+                      <w:sz w:val="16"/>
+                      <w:szCs w:val="16"/>
+                      <w:lang w:val="fr-MA"/>
+                    </w:rPr>
+                  </w:pPr>
+                  <w:r>
+                    <w:rPr>
+                      <w:rFonts w:ascii="Times New Roman"/>
+                      <w:sz w:val="16"/>
+                      <w:szCs w:val="16"/>
+                      <w:lang w:val="fr-MA"/>
+                    </w:rPr>
+                    <w:t xml:space="preserve">D </w:t>
+                  </w:r>
+                  <w:r>
+                    <w:rPr>
+                      <w:rFonts w:ascii="Times New Roman"/>
+                      <w:b/>
+                      <w:bCs/>
+                      <w:sz w:val="16"/>
+                      <w:szCs w:val="16"/>
+                      <w:lang w:val="fr-MA"/>
+                    </w:rPr>
+                    <w:t>95/128 Mo</w:t>
+                  </w:r>
+                  <w:r>
+                    <w:rPr>
+                      <w:rFonts w:ascii="Times New Roman"/>
+                      <w:sz w:val="16"/>
+                      <w:szCs w:val="16"/>
+                      <w:lang w:val="fr-MA"/>
+                    </w:rPr>
+                    <w:t xml:space="preserve"> vs C </w:t>
+                  </w:r>
+                  <w:r>
+                    <w:rPr>
+                      <w:rFonts w:ascii="Times New Roman"/>
+                      <w:b/>
+                      <w:bCs/>
+                      <w:sz w:val="16"/>
+                      <w:szCs w:val="16"/>
+                      <w:lang w:val="fr-MA"/>
+                    </w:rPr>
+                    <w:t>103 Mo</w:t>
+                  </w:r>
+                  <w:r>
+                    <w:rPr>
+                      <w:rFonts w:ascii="Times New Roman"/>
+                      <w:sz w:val="16"/>
+                      <w:szCs w:val="16"/>
+                      <w:lang w:val="fr-MA"/>
+                    </w:rPr>
+                    <w:t xml:space="preserve"> </w:t>
+                  </w:r>
+                </w:p>
+                <w:p>
+                  <w:pPr>
+                    <w:rPr>
+                      <w:rFonts w:ascii="Times New Roman"/>
+                      <w:sz w:val="16"/>
+                      <w:szCs w:val="16"/>
+                      <w:lang w:val="fr-MA"/>
+                    </w:rPr>
+                  </w:pPr>
+                  <w:r>
+                    <w:rPr>
+                      <w:rFonts w:ascii="Times New Roman"/>
+                      <w:sz w:val="16"/>
+                      <w:szCs w:val="16"/>
+                      <w:lang w:val="fr-MA"/>
+                    </w:rPr>
+                    <w:t xml:space="preserve">; A consomme plus de </w:t>
+                  </w:r>
+                  <w:proofErr w:type="spellStart"/>
+                  <w:r>
+                    <w:rPr>
+                      <w:rFonts w:ascii="Times New Roman"/>
+                      <w:sz w:val="16"/>
+                      <w:szCs w:val="16"/>
+                      <w:lang w:val="fr-MA"/>
+                    </w:rPr>
+                    <w:t>heap</w:t>
+                  </w:r>
+                  <w:proofErr w:type="spellEnd"/>
+                </w:p>
+                <w:p>
+                  <w:pPr>
+                    <w:rPr>
+                      <w:rFonts w:ascii="Times New Roman"/>
+                      <w:sz w:val="16"/>
+                      <w:szCs w:val="16"/>
+                      <w:lang w:val="fr-MA"/>
+                    </w:rPr>
+                  </w:pPr>
+                  <w:r>
+                    <w:rPr>
+                      <w:rFonts w:ascii="Times New Roman"/>
+                      <w:sz w:val="16"/>
+                      <w:szCs w:val="16"/>
+                      <w:lang w:val="fr-MA"/>
+                    </w:rPr>
+                    <w:t xml:space="preserve"> (</w:t>
+                  </w:r>
+                  <w:r>
+                    <w:rPr>
+                      <w:rFonts w:ascii="Times New Roman"/>
+                      <w:b/>
+                      <w:bCs/>
+                      <w:sz w:val="16"/>
+                      <w:szCs w:val="16"/>
+                      <w:lang w:val="fr-MA"/>
+                    </w:rPr>
+                    <w:t>175/310 Mo</w:t>
+                  </w:r>
+                  <w:r>
+                    <w:rPr>
+                      <w:rFonts w:ascii="Times New Roman"/>
+                      <w:sz w:val="16"/>
+                      <w:szCs w:val="16"/>
+                      <w:lang w:val="fr-MA"/>
+                    </w:rPr>
+                    <w:t>) malgr</w:t>
+                  </w:r>
+                  <w:r>
+                    <w:rPr>
+                      <w:rFonts w:ascii="Times New Roman"/>
+                      <w:sz w:val="16"/>
+                      <w:szCs w:val="16"/>
+                      <w:lang w:val="fr-MA"/>
+                    </w:rPr>
+                    <w:t>é</w:t>
+                  </w:r>
+                  <w:r>
+                    <w:rPr>
+                      <w:rFonts w:ascii="Times New Roman"/>
+                      <w:sz w:val="16"/>
+                      <w:szCs w:val="16"/>
+                      <w:lang w:val="fr-MA"/>
+                    </w:rPr>
+                    <w:t xml:space="preserve"> un </w:t>
+                  </w:r>
+                </w:p>
+                <w:p>
+                  <w:pPr>
+                    <w:rPr>
+                      <w:rFonts w:ascii="Times New Roman"/>
+                      <w:sz w:val="16"/>
+                      <w:szCs w:val="16"/>
+                      <w:lang w:val="fr-MA"/>
+                    </w:rPr>
+                  </w:pPr>
+                  <w:r>
+                    <w:rPr>
+                      <w:rFonts w:ascii="Times New Roman"/>
+                      <w:sz w:val="16"/>
+                      <w:szCs w:val="16"/>
+                      <w:lang w:val="fr-MA"/>
+                    </w:rPr>
+                    <w:t>CPU faible.</w:t>
+                  </w:r>
+                </w:p>
+              </w:tc>
+            </w:tr>
+          </w:tbl>
+          <w:p>
+            <w:pPr>
+              <w:pStyle w:val="TableParagraph"/>
+              <w:rPr>
+                <w:rFonts w:ascii="Times New Roman"/>
+                <w:vanish/>
+                <w:lang w:val="fr-MA"/>
+              </w:rPr>
+            </w:pPr>
+          </w:p>
+          <w:p>
+            <w:pPr>
+              <w:pStyle w:val="TableParagraph"/>
+              <w:rPr>
+                <w:rFonts w:ascii="Times New Roman"/>
+                <w:lang w:val="fr-MA"/>
               </w:rPr>
             </w:pPr>
           </w:p>
@@ -19023,8 +21928,36 @@
               <w:pStyle w:val="TableParagraph"/>
               <w:rPr>
                 <w:rFonts w:ascii="Times New Roman"/>
-              </w:rPr>
-            </w:pPr>
+                <w:sz w:val="16"/>
+                <w:szCs w:val="16"/>
+              </w:rPr>
+            </w:pPr>
+            <w:r>
+              <w:rPr>
+                <w:rFonts w:ascii="Times New Roman"/>
+                <w:sz w:val="16"/>
+                <w:szCs w:val="16"/>
+              </w:rPr>
+              <w:t xml:space="preserve">D a la meilleure empreinte globale (CPU plus bas et </w:t>
+            </w:r>
+            <w:proofErr w:type="spellStart"/>
+            <w:r>
+              <w:rPr>
+                <w:rFonts w:ascii="Times New Roman"/>
+                <w:sz w:val="16"/>
+                <w:szCs w:val="16"/>
+              </w:rPr>
+              <w:t>heap</w:t>
+            </w:r>
+            <w:proofErr w:type="spellEnd"/>
+            <w:r>
+              <w:rPr>
+                <w:rFonts w:ascii="Times New Roman"/>
+                <w:sz w:val="16"/>
+                <w:szCs w:val="16"/>
+              </w:rPr>
+              <w:t xml:space="preserve"> plus contenu).</w:t>
+            </w:r>
           </w:p>
         </w:tc>
       </w:tr>
@@ -19085,6 +22018,18 @@
                 <w:rFonts w:ascii="Times New Roman"/>
               </w:rPr>
             </w:pPr>
+            <w:r>
+              <w:rPr>
+                <w:rFonts w:ascii="Times New Roman"/>
+              </w:rPr>
+              <w:t xml:space="preserve"> </w:t>
+            </w:r>
+            <w:r>
+              <w:rPr>
+                <w:rFonts w:ascii="Times New Roman"/>
+              </w:rPr>
+              <w:t>D</w:t>
+            </w:r>
           </w:p>
         </w:tc>
         <w:tc>
@@ -19096,8 +22041,160 @@
               <w:pStyle w:val="TableParagraph"/>
               <w:rPr>
                 <w:rFonts w:ascii="Times New Roman"/>
-              </w:rPr>
-            </w:pPr>
+                <w:sz w:val="16"/>
+                <w:szCs w:val="16"/>
+              </w:rPr>
+            </w:pPr>
+            <w:proofErr w:type="spellStart"/>
+            <w:r>
+              <w:rPr>
+                <w:rFonts w:ascii="Times New Roman"/>
+                <w:sz w:val="16"/>
+                <w:szCs w:val="16"/>
+              </w:rPr>
+              <w:t>Endpoints</w:t>
+            </w:r>
+            <w:proofErr w:type="spellEnd"/>
+            <w:r>
+              <w:rPr>
+                <w:rFonts w:ascii="Times New Roman"/>
+                <w:sz w:val="16"/>
+                <w:szCs w:val="16"/>
+              </w:rPr>
+              <w:t xml:space="preserve"> auto-g</w:t>
+            </w:r>
+            <w:r>
+              <w:rPr>
+                <w:rFonts w:ascii="Times New Roman"/>
+                <w:sz w:val="16"/>
+                <w:szCs w:val="16"/>
+              </w:rPr>
+              <w:t>é</w:t>
+            </w:r>
+            <w:r>
+              <w:rPr>
+                <w:rFonts w:ascii="Times New Roman"/>
+                <w:sz w:val="16"/>
+                <w:szCs w:val="16"/>
+              </w:rPr>
+              <w:t>n</w:t>
+            </w:r>
+            <w:r>
+              <w:rPr>
+                <w:rFonts w:ascii="Times New Roman"/>
+                <w:sz w:val="16"/>
+                <w:szCs w:val="16"/>
+              </w:rPr>
+              <w:t>é</w:t>
+            </w:r>
+            <w:r>
+              <w:rPr>
+                <w:rFonts w:ascii="Times New Roman"/>
+                <w:sz w:val="16"/>
+                <w:szCs w:val="16"/>
+              </w:rPr>
+              <w:t>r</w:t>
+            </w:r>
+            <w:r>
+              <w:rPr>
+                <w:rFonts w:ascii="Times New Roman"/>
+                <w:sz w:val="16"/>
+                <w:szCs w:val="16"/>
+              </w:rPr>
+              <w:t>é</w:t>
+            </w:r>
+            <w:r>
+              <w:rPr>
+                <w:rFonts w:ascii="Times New Roman"/>
+                <w:sz w:val="16"/>
+                <w:szCs w:val="16"/>
+              </w:rPr>
+              <w:t>s, pagination/</w:t>
+            </w:r>
+            <w:proofErr w:type="spellStart"/>
+            <w:r>
+              <w:rPr>
+                <w:rFonts w:ascii="Times New Roman"/>
+                <w:sz w:val="16"/>
+                <w:szCs w:val="16"/>
+              </w:rPr>
+              <w:t>sorting</w:t>
+            </w:r>
+            <w:proofErr w:type="spellEnd"/>
+            <w:r>
+              <w:rPr>
+                <w:rFonts w:ascii="Times New Roman"/>
+                <w:sz w:val="16"/>
+                <w:szCs w:val="16"/>
+              </w:rPr>
+              <w:t xml:space="preserve">, liens HAL </w:t>
+            </w:r>
+            <w:proofErr w:type="spellStart"/>
+            <w:r>
+              <w:rPr>
+                <w:rFonts w:ascii="Times New Roman"/>
+                <w:sz w:val="16"/>
+                <w:szCs w:val="16"/>
+              </w:rPr>
+              <w:t>pr</w:t>
+            </w:r>
+            <w:r>
+              <w:rPr>
+                <w:rFonts w:ascii="Times New Roman"/>
+                <w:sz w:val="16"/>
+                <w:szCs w:val="16"/>
+              </w:rPr>
+              <w:t>ê</w:t>
+            </w:r>
+            <w:r>
+              <w:rPr>
+                <w:rFonts w:ascii="Times New Roman"/>
+                <w:sz w:val="16"/>
+                <w:szCs w:val="16"/>
+              </w:rPr>
+              <w:t>t-</w:t>
+            </w:r>
+            <w:r>
+              <w:rPr>
+                <w:rFonts w:ascii="Times New Roman"/>
+                <w:sz w:val="16"/>
+                <w:szCs w:val="16"/>
+              </w:rPr>
+              <w:t>à</w:t>
+            </w:r>
+            <w:r>
+              <w:rPr>
+                <w:rFonts w:ascii="Times New Roman"/>
+                <w:sz w:val="16"/>
+                <w:szCs w:val="16"/>
+              </w:rPr>
+              <w:t>-l</w:t>
+            </w:r>
+            <w:r>
+              <w:rPr>
+                <w:rFonts w:ascii="Times New Roman"/>
+                <w:sz w:val="16"/>
+                <w:szCs w:val="16"/>
+              </w:rPr>
+              <w:t>’</w:t>
+            </w:r>
+            <w:r>
+              <w:rPr>
+                <w:rFonts w:ascii="Times New Roman"/>
+                <w:sz w:val="16"/>
+                <w:szCs w:val="16"/>
+              </w:rPr>
+              <w:t>emploi</w:t>
+            </w:r>
+            <w:proofErr w:type="spellEnd"/>
+            <w:r>
+              <w:rPr>
+                <w:rFonts w:ascii="Times New Roman"/>
+                <w:sz w:val="16"/>
+                <w:szCs w:val="16"/>
+              </w:rPr>
+              <w:t>.</w:t>
+            </w:r>
           </w:p>
         </w:tc>
         <w:tc>
@@ -19109,8 +22206,51 @@
               <w:pStyle w:val="TableParagraph"/>
               <w:rPr>
                 <w:rFonts w:ascii="Times New Roman"/>
-              </w:rPr>
-            </w:pPr>
+                <w:sz w:val="16"/>
+                <w:szCs w:val="16"/>
+                <w:lang w:val="fr-MA"/>
+              </w:rPr>
+            </w:pPr>
+            <w:r>
+              <w:rPr>
+                <w:rFonts w:ascii="Times New Roman"/>
+                <w:sz w:val="16"/>
+                <w:szCs w:val="16"/>
+              </w:rPr>
+              <w:t>Id</w:t>
+            </w:r>
+            <w:r>
+              <w:rPr>
+                <w:rFonts w:ascii="Times New Roman"/>
+                <w:sz w:val="16"/>
+                <w:szCs w:val="16"/>
+              </w:rPr>
+              <w:t>é</w:t>
+            </w:r>
+            <w:r>
+              <w:rPr>
+                <w:rFonts w:ascii="Times New Roman"/>
+                <w:sz w:val="16"/>
+                <w:szCs w:val="16"/>
+              </w:rPr>
+              <w:t xml:space="preserve">al pour exposer Category </w:t>
+            </w:r>
+            <w:r>
+              <w:rPr>
+                <w:rFonts w:ascii="Times New Roman"/>
+                <w:sz w:val="16"/>
+                <w:szCs w:val="16"/>
+              </w:rPr>
+              <w:t>↔</w:t>
+            </w:r>
+            <w:r>
+              <w:rPr>
+                <w:rFonts w:ascii="Times New Roman"/>
+                <w:sz w:val="16"/>
+                <w:szCs w:val="16"/>
+              </w:rPr>
+              <w:t xml:space="preserve"> Item rapidement</w:t>
+            </w:r>
           </w:p>
         </w:tc>
       </w:tr>
@@ -19195,6 +22335,7 @@
         </w:rPr>
         <w:t xml:space="preserve"> </w:t>
       </w:r>
+      <w:proofErr w:type="spellStart"/>
       <w:r>
         <w:rPr>
           <w:b/>
@@ -19202,6 +22343,7 @@
         </w:rPr>
         <w:t>mappings</w:t>
       </w:r>
+      <w:proofErr w:type="spellEnd"/>
     </w:p>
     <w:p>
       <w:pPr>
@@ -19296,6 +22438,7 @@
         </w:rPr>
         <w:t xml:space="preserve"> </w:t>
       </w:r>
+      <w:proofErr w:type="spellStart"/>
       <w:r>
         <w:rPr>
           <w:spacing w:val="-2"/>
@@ -19303,6 +22446,7 @@
         </w:rPr>
         <w:t>category</w:t>
       </w:r>
+      <w:proofErr w:type="spellEnd"/>
     </w:p>
     <w:p>
       <w:pPr>
@@ -19449,12 +22593,14 @@
           <w:lang w:val="en-US"/>
         </w:rPr>
       </w:pPr>
+      <w:proofErr w:type="spellStart"/>
       <w:r>
         <w:rPr>
           <w:lang w:val="en-US"/>
         </w:rPr>
         <w:t>Liste</w:t>
       </w:r>
+      <w:proofErr w:type="spellEnd"/>
       <w:r>
         <w:rPr>
           <w:spacing w:val="-10"/>
@@ -19501,11 +22647,19 @@
         </w:rPr>
         <w:t xml:space="preserve"> </w:t>
       </w:r>
-      <w:r>
-        <w:rPr>
-          <w:lang w:val="en-US"/>
-        </w:rPr>
-        <w:t>findAll(Pageable</w:t>
+      <w:proofErr w:type="spellStart"/>
+      <w:r>
+        <w:rPr>
+          <w:lang w:val="en-US"/>
+        </w:rPr>
+        <w:t>findAll</w:t>
+      </w:r>
+      <w:proofErr w:type="spellEnd"/>
+      <w:r>
+        <w:rPr>
+          <w:lang w:val="en-US"/>
+        </w:rPr>
+        <w:t>(Pageable</w:t>
       </w:r>
       <w:r>
         <w:rPr>
@@ -19538,12 +22692,14 @@
           <w:lang w:val="en-US"/>
         </w:rPr>
       </w:pPr>
+      <w:proofErr w:type="spellStart"/>
       <w:r>
         <w:rPr>
           <w:lang w:val="en-US"/>
         </w:rPr>
         <w:t>Filtre</w:t>
       </w:r>
+      <w:proofErr w:type="spellEnd"/>
       <w:r>
         <w:rPr>
           <w:spacing w:val="-12"/>
@@ -19577,11 +22733,19 @@
         </w:rPr>
         <w:t xml:space="preserve"> </w:t>
       </w:r>
-      <w:r>
-        <w:rPr>
-          <w:lang w:val="en-US"/>
-        </w:rPr>
-        <w:t>findByCategoryId(Long</w:t>
+      <w:proofErr w:type="spellStart"/>
+      <w:r>
+        <w:rPr>
+          <w:lang w:val="en-US"/>
+        </w:rPr>
+        <w:t>findByCategoryId</w:t>
+      </w:r>
+      <w:proofErr w:type="spellEnd"/>
+      <w:r>
+        <w:rPr>
+          <w:lang w:val="en-US"/>
+        </w:rPr>
+        <w:t>(Long</w:t>
       </w:r>
       <w:r>
         <w:rPr>
@@ -19590,11 +22754,19 @@
         </w:rPr>
         <w:t xml:space="preserve"> </w:t>
       </w:r>
-      <w:r>
-        <w:rPr>
-          <w:lang w:val="en-US"/>
-        </w:rPr>
-        <w:t>categoryId,</w:t>
+      <w:proofErr w:type="spellStart"/>
+      <w:r>
+        <w:rPr>
+          <w:lang w:val="en-US"/>
+        </w:rPr>
+        <w:t>categoryId</w:t>
+      </w:r>
+      <w:proofErr w:type="spellEnd"/>
+      <w:r>
+        <w:rPr>
+          <w:lang w:val="en-US"/>
+        </w:rPr>
+        <w:t>,</w:t>
       </w:r>
       <w:r>
         <w:rPr>
@@ -19640,6 +22812,7 @@
           <w:lang w:val="en-US"/>
         </w:rPr>
       </w:pPr>
+      <w:proofErr w:type="spellStart"/>
       <w:r>
         <w:rPr>
           <w:i/>
@@ -19647,6 +22820,7 @@
         </w:rPr>
         <w:t>Variante</w:t>
       </w:r>
+      <w:proofErr w:type="spellEnd"/>
       <w:r>
         <w:rPr>
           <w:i/>
@@ -19696,12 +22870,14 @@
         </w:rPr>
         <w:t xml:space="preserve"> </w:t>
       </w:r>
+      <w:proofErr w:type="spellStart"/>
       <w:r>
         <w:rPr>
           <w:lang w:val="en-US"/>
         </w:rPr>
         <w:t>i</w:t>
       </w:r>
+      <w:proofErr w:type="spellEnd"/>
       <w:r>
         <w:rPr>
           <w:spacing w:val="-7"/>
@@ -19735,12 +22911,14 @@
         </w:rPr>
         <w:t xml:space="preserve"> </w:t>
       </w:r>
+      <w:proofErr w:type="spellStart"/>
       <w:r>
         <w:rPr>
           <w:lang w:val="en-US"/>
         </w:rPr>
         <w:t>i</w:t>
       </w:r>
+      <w:proofErr w:type="spellEnd"/>
       <w:r>
         <w:rPr>
           <w:spacing w:val="-7"/>
@@ -19774,12 +22952,14 @@
         </w:rPr>
         <w:t xml:space="preserve"> </w:t>
       </w:r>
+      <w:proofErr w:type="spellStart"/>
       <w:r>
         <w:rPr>
           <w:lang w:val="en-US"/>
         </w:rPr>
         <w:t>i.category</w:t>
       </w:r>
+      <w:proofErr w:type="spellEnd"/>
       <w:r>
         <w:rPr>
           <w:spacing w:val="-9"/>
@@ -19791,7 +22971,21 @@
         <w:rPr>
           <w:lang w:val="en-US"/>
         </w:rPr>
-        <w:t>where i.category.id = :cid")</w:t>
+        <w:t>where i.category.id = :</w:t>
+      </w:r>
+      <w:proofErr w:type="spellStart"/>
+      <w:r>
+        <w:rPr>
+          <w:lang w:val="en-US"/>
+        </w:rPr>
+        <w:t>cid</w:t>
+      </w:r>
+      <w:proofErr w:type="spellEnd"/>
+      <w:r>
+        <w:rPr>
+          <w:lang w:val="en-US"/>
+        </w:rPr>
+        <w:t>")</w:t>
       </w:r>
     </w:p>
     <w:p>
@@ -19860,6 +23054,7 @@
         <w:rPr>
           <w:spacing w:val="-2"/>
         </w:rPr>
+        <w:lastRenderedPageBreak/>
         <w:t>Repos</w:t>
       </w:r>
       <w:r>
@@ -19868,11 +23063,19 @@
         </w:rPr>
         <w:t xml:space="preserve"> </w:t>
       </w:r>
+      <w:proofErr w:type="spellStart"/>
       <w:r>
         <w:rPr>
           <w:spacing w:val="-2"/>
         </w:rPr>
-        <w:t>ItemRepository,</w:t>
+        <w:t>ItemRepository</w:t>
+      </w:r>
+      <w:proofErr w:type="spellEnd"/>
+      <w:r>
+        <w:rPr>
+          <w:spacing w:val="-2"/>
+        </w:rPr>
+        <w:t>,</w:t>
       </w:r>
       <w:r>
         <w:rPr>
@@ -19880,12 +23083,14 @@
         </w:rPr>
         <w:t xml:space="preserve"> </w:t>
       </w:r>
+      <w:proofErr w:type="spellStart"/>
       <w:r>
         <w:rPr>
           <w:spacing w:val="-2"/>
         </w:rPr>
         <w:t>CategoryRepository</w:t>
       </w:r>
+      <w:proofErr w:type="spellEnd"/>
       <w:r>
         <w:rPr>
           <w:spacing w:val="7"/>
@@ -19916,12 +23121,14 @@
         </w:rPr>
         <w:t xml:space="preserve"> </w:t>
       </w:r>
+      <w:proofErr w:type="spellStart"/>
       <w:r>
         <w:rPr>
           <w:spacing w:val="-2"/>
         </w:rPr>
         <w:t>endpoints</w:t>
       </w:r>
+      <w:proofErr w:type="spellEnd"/>
       <w:r>
         <w:rPr>
           <w:spacing w:val="6"/>
@@ -20059,11 +23266,19 @@
         </w:rPr>
         <w:t xml:space="preserve"> </w:t>
       </w:r>
+      <w:proofErr w:type="spellStart"/>
       <w:r>
         <w:rPr>
           <w:spacing w:val="-2"/>
         </w:rPr>
-        <w:t>payloads.</w:t>
+        <w:t>payloads</w:t>
+      </w:r>
+      <w:proofErr w:type="spellEnd"/>
+      <w:r>
+        <w:rPr>
+          <w:spacing w:val="-2"/>
+        </w:rPr>
+        <w:t>.</w:t>
       </w:r>
     </w:p>
     <w:p>
@@ -20145,8 +23360,13 @@
         <w:t xml:space="preserve"> </w:t>
       </w:r>
       <w:r>
-        <w:t>(endpoints</w:t>
-      </w:r>
+        <w:t>(</w:t>
+      </w:r>
+      <w:proofErr w:type="spellStart"/>
+      <w:r>
+        <w:t>endpoints</w:t>
+      </w:r>
+      <w:proofErr w:type="spellEnd"/>
       <w:r>
         <w:rPr>
           <w:spacing w:val="-6"/>
@@ -20162,9 +23382,11 @@
         </w:rPr>
         <w:t xml:space="preserve"> </w:t>
       </w:r>
+      <w:proofErr w:type="spellStart"/>
       <w:r>
         <w:t>mappings</w:t>
       </w:r>
+      <w:proofErr w:type="spellEnd"/>
       <w:r>
         <w:rPr>
           <w:spacing w:val="-7"/>
@@ -20199,9 +23421,11 @@
         </w:rPr>
         <w:t xml:space="preserve"> </w:t>
       </w:r>
+      <w:proofErr w:type="spellStart"/>
       <w:r>
         <w:t>JMeter</w:t>
       </w:r>
+      <w:proofErr w:type="spellEnd"/>
       <w:r>
         <w:rPr>
           <w:spacing w:val="-5"/>
@@ -20209,7 +23433,15 @@
         <w:t xml:space="preserve"> </w:t>
       </w:r>
       <w:r>
-        <w:t>(.jmx)</w:t>
+        <w:t>(.</w:t>
+      </w:r>
+      <w:proofErr w:type="spellStart"/>
+      <w:r>
+        <w:t>jmx</w:t>
+      </w:r>
+      <w:proofErr w:type="spellEnd"/>
+      <w:r>
+        <w:t>)</w:t>
       </w:r>
       <w:r>
         <w:rPr>
@@ -20266,7 +23498,35 @@
         <w:rPr>
           <w:spacing w:val="-2"/>
         </w:rPr>
-        <w:t>d’ids/payloads.</w:t>
+        <w:t>d’</w:t>
+      </w:r>
+      <w:proofErr w:type="spellStart"/>
+      <w:r>
+        <w:rPr>
+          <w:spacing w:val="-2"/>
+        </w:rPr>
+        <w:t>ids</w:t>
+      </w:r>
+      <w:proofErr w:type="spellEnd"/>
+      <w:r>
+        <w:rPr>
+          <w:spacing w:val="-2"/>
+        </w:rPr>
+        <w:t>/</w:t>
+      </w:r>
+      <w:proofErr w:type="spellStart"/>
+      <w:r>
+        <w:rPr>
+          <w:spacing w:val="-2"/>
+        </w:rPr>
+        <w:t>payloads</w:t>
+      </w:r>
+      <w:proofErr w:type="spellEnd"/>
+      <w:r>
+        <w:rPr>
+          <w:spacing w:val="-2"/>
+        </w:rPr>
+        <w:t>.</w:t>
       </w:r>
     </w:p>
     <w:p>
@@ -20281,9 +23541,11 @@
         </w:tabs>
         <w:ind w:left="859" w:hanging="358"/>
       </w:pPr>
+      <w:proofErr w:type="spellStart"/>
       <w:r>
         <w:t>Dashboards</w:t>
       </w:r>
+      <w:proofErr w:type="spellEnd"/>
       <w:r>
         <w:rPr>
           <w:spacing w:val="-7"/>
@@ -20317,8 +23579,13 @@
         </w:rPr>
         <w:t xml:space="preserve"> </w:t>
       </w:r>
-      <w:r>
-        <w:t>JMeter),</w:t>
+      <w:proofErr w:type="spellStart"/>
+      <w:r>
+        <w:t>JMeter</w:t>
+      </w:r>
+      <w:proofErr w:type="spellEnd"/>
+      <w:r>
+        <w:t>),</w:t>
       </w:r>
       <w:r>
         <w:rPr>
@@ -20573,6 +23840,41 @@
         </w:rPr>
         <w:t>CRUD).</w:t>
       </w:r>
+    </w:p>
+    <w:p>
+      <w:pPr>
+        <w:tabs>
+          <w:tab w:val="left" w:pos="859"/>
+        </w:tabs>
+      </w:pPr>
+    </w:p>
+    <w:p>
+      <w:pPr>
+        <w:tabs>
+          <w:tab w:val="left" w:pos="859"/>
+        </w:tabs>
+      </w:pPr>
+    </w:p>
+    <w:p>
+      <w:pPr>
+        <w:tabs>
+          <w:tab w:val="left" w:pos="859"/>
+        </w:tabs>
+      </w:pPr>
+    </w:p>
+    <w:p>
+      <w:pPr>
+        <w:tabs>
+          <w:tab w:val="left" w:pos="859"/>
+        </w:tabs>
+      </w:pPr>
+    </w:p>
+    <w:p>
+      <w:pPr>
+        <w:tabs>
+          <w:tab w:val="left" w:pos="859"/>
+        </w:tabs>
+      </w:pPr>
     </w:p>
     <w:sectPr>
       <w:pgSz w:w="11910" w:h="16840"/>
